--- a/courseware/LG-Agentic AI Applications with Claude Code.docx
+++ b/courseware/LG-Agentic AI Applications with Claude Code.docx
@@ -169,7 +169,7 @@
           <w:b/>
           <w:sz w:val="24"/>
         </w:rPr>
-        <w:t>Version 1.2</w:t>
+        <w:t>Version 1.3</w:t>
       </w:r>
     </w:p>
     <w:p>
@@ -450,6 +450,72 @@
           </w:p>
         </w:tc>
       </w:tr>
+      <w:tr>
+        <w:tc>
+          <w:tcPr>
+            <w:tcW w:type="dxa" w:w="2340"/>
+          </w:tcPr>
+          <w:p>
+            <w:r>
+              <w:t>1.3</w:t>
+            </w:r>
+            <w:r>
+              <w:rPr>
+                <w:b w:val="0"/>
+                <w:sz w:val="20"/>
+              </w:rPr>
+            </w:r>
+          </w:p>
+        </w:tc>
+        <w:tc>
+          <w:tcPr>
+            <w:tcW w:type="dxa" w:w="2340"/>
+          </w:tcPr>
+          <w:p>
+            <w:r>
+              <w:t>2 Sep 2026</w:t>
+            </w:r>
+            <w:r>
+              <w:rPr>
+                <w:b w:val="0"/>
+                <w:sz w:val="20"/>
+              </w:rPr>
+            </w:r>
+          </w:p>
+        </w:tc>
+        <w:tc>
+          <w:tcPr>
+            <w:tcW w:type="dxa" w:w="2340"/>
+          </w:tcPr>
+          <w:p>
+            <w:r>
+              <w:t>Added Claude for Chrome and Claude for Science to the Claude product family; added the Plan step to both agentic-loop lists; added the SKILL.md vs CLAUDE.md distinction to Topic 3.1.</w:t>
+            </w:r>
+            <w:r>
+              <w:rPr>
+                <w:b w:val="0"/>
+                <w:sz w:val="20"/>
+              </w:rPr>
+            </w:r>
+          </w:p>
+        </w:tc>
+        <w:tc>
+          <w:tcPr>
+            <w:tcW w:type="dxa" w:w="2340"/>
+          </w:tcPr>
+          <w:p>
+            <w:r>
+              <w:t>Tertiary Infotech Academy Pte Ltd</w:t>
+            </w:r>
+            <w:r>
+              <w:rPr>
+                <w:b w:val="0"/>
+                <w:sz w:val="20"/>
+              </w:rPr>
+            </w:r>
+          </w:p>
+        </w:tc>
+      </w:tr>
     </w:tbl>
     <w:p>
       <w:r>
@@ -861,6 +927,52 @@
     </w:p>
     <w:p>
       <w:pPr>
+        <w:numPr>
+          <w:ilvl w:val="0"/>
+          <w:numId w:val="12"/>
+        </w:numPr>
+        <w:pStyle w:val="Compact"/>
+      </w:pPr>
+      <w:r>
+        <w:rPr>
+          <w:b/>
+        </w:rPr>
+        <w:t>Claude for Chrome</w:t>
+      </w:r>
+      <w:r>
+        <w:rPr>
+          <w:b w:val="0"/>
+        </w:rPr>
+        <w:t xml:space="preserve"> — browser agent that navigates and acts on the web for you.</w:t>
+      </w:r>
+      <w:r/>
+      <w:r/>
+    </w:p>
+    <w:p>
+      <w:pPr>
+        <w:numPr>
+          <w:ilvl w:val="0"/>
+          <w:numId w:val="12"/>
+        </w:numPr>
+        <w:pStyle w:val="Compact"/>
+      </w:pPr>
+      <w:r>
+        <w:rPr>
+          <w:b/>
+        </w:rPr>
+        <w:t>Claude for Science</w:t>
+      </w:r>
+      <w:r>
+        <w:rPr>
+          <w:b w:val="0"/>
+        </w:rPr>
+        <w:t xml:space="preserve"> — speeds up research workflows for scientists and labs.</w:t>
+      </w:r>
+      <w:r/>
+      <w:r/>
+    </w:p>
+    <w:p>
+      <w:pPr>
         <w:pStyle w:val="Heading3"/>
       </w:pPr>
       <w:bookmarkStart w:id="4" w:name="X52d5823e43d2609da4584182f74ef98769ad73d"/>
@@ -1090,26 +1202,23 @@
         <w:rPr>
           <w:b/>
         </w:rPr>
-        <w:t xml:space="preserve">Gather context</w:t>
-      </w:r>
-      <w:r>
-        <w:t xml:space="preserve"> </w:t>
-      </w:r>
-      <w:r>
-        <w:t xml:space="preserve">— reads the folder and</w:t>
-      </w:r>
-      <w:r>
-        <w:t xml:space="preserve"> </w:t>
-      </w:r>
+        <w:t>Gather context</w:t>
+      </w:r>
+      <w:r>
+        <w:rPr>
+          <w:b w:val="0"/>
+        </w:rPr>
+        <w:t xml:space="preserve"> — reads the folder and CLAUDE.md to understand the existing site and conventions.</w:t>
+      </w:r>
+      <w:r/>
+      <w:r/>
+      <w:r/>
       <w:r>
         <w:rPr>
           <w:rStyle w:val="VerbatimChar"/>
         </w:rPr>
-        <w:t xml:space="preserve">CLAUDE.md</w:t>
-      </w:r>
-      <w:r>
-        <w:t xml:space="preserve">; plans the hero, testimonials and form sections.</w:t>
-      </w:r>
+      </w:r>
+      <w:r/>
     </w:p>
     <w:p>
       <w:pPr>
@@ -1123,56 +1232,23 @@
         <w:rPr>
           <w:b/>
         </w:rPr>
-        <w:t xml:space="preserve">Take action</w:t>
-      </w:r>
-      <w:r>
-        <w:t xml:space="preserve"> </w:t>
-      </w:r>
-      <w:r>
-        <w:t xml:space="preserve">— writes</w:t>
-      </w:r>
-      <w:r>
-        <w:t xml:space="preserve"> </w:t>
-      </w:r>
+        <w:t>Plan</w:t>
+      </w:r>
+      <w:r>
+        <w:rPr>
+          <w:b w:val="0"/>
+        </w:rPr>
+        <w:t xml:space="preserve"> — drafts the approach (hero, testimonials and enquiry form sections) for you to approve.</w:t>
+      </w:r>
+      <w:r/>
+      <w:r/>
+      <w:r/>
       <w:r>
         <w:rPr>
           <w:rStyle w:val="VerbatimChar"/>
         </w:rPr>
-        <w:t xml:space="preserve">index.html</w:t>
-      </w:r>
-      <w:r>
-        <w:t xml:space="preserve">,</w:t>
-      </w:r>
-      <w:r>
-        <w:t xml:space="preserve"> </w:t>
-      </w:r>
-      <w:r>
-        <w:rPr>
-          <w:rStyle w:val="VerbatimChar"/>
-        </w:rPr>
-        <w:t xml:space="preserve">styles.css</w:t>
-      </w:r>
-      <w:r>
-        <w:t xml:space="preserve"> </w:t>
-      </w:r>
-      <w:r>
-        <w:t xml:space="preserve">and</w:t>
-      </w:r>
-      <w:r>
-        <w:t xml:space="preserve"> </w:t>
-      </w:r>
-      <w:r>
-        <w:rPr>
-          <w:rStyle w:val="VerbatimChar"/>
-        </w:rPr>
-        <w:t xml:space="preserve">script.js</w:t>
-      </w:r>
-      <w:r>
-        <w:t xml:space="preserve"> </w:t>
-      </w:r>
-      <w:r>
-        <w:t xml:space="preserve">with form validation.</w:t>
-      </w:r>
+      </w:r>
+      <w:r/>
     </w:p>
     <w:p>
       <w:pPr>
@@ -1186,13 +1262,55 @@
         <w:rPr>
           <w:b/>
         </w:rPr>
-        <w:t xml:space="preserve">Verify work</w:t>
-      </w:r>
-      <w:r>
-        <w:t xml:space="preserve"> </w:t>
-      </w:r>
-      <w:r>
-        <w:t xml:space="preserve">— opens the page via the Playwright MCP and submits the form to test it.</w:t>
+        <w:t xml:space="preserve">Take action</w:t>
+      </w:r>
+      <w:r>
+        <w:t xml:space="preserve"> </w:t>
+      </w:r>
+      <w:r>
+        <w:t xml:space="preserve">— writes</w:t>
+      </w:r>
+      <w:r>
+        <w:t xml:space="preserve"> </w:t>
+      </w:r>
+      <w:r>
+        <w:rPr>
+          <w:rStyle w:val="VerbatimChar"/>
+        </w:rPr>
+        <w:t xml:space="preserve">index.html</w:t>
+      </w:r>
+      <w:r>
+        <w:t xml:space="preserve">,</w:t>
+      </w:r>
+      <w:r>
+        <w:t xml:space="preserve"> </w:t>
+      </w:r>
+      <w:r>
+        <w:rPr>
+          <w:rStyle w:val="VerbatimChar"/>
+        </w:rPr>
+        <w:t xml:space="preserve">styles.css</w:t>
+      </w:r>
+      <w:r>
+        <w:t xml:space="preserve"> </w:t>
+      </w:r>
+      <w:r>
+        <w:t xml:space="preserve">and</w:t>
+      </w:r>
+      <w:r>
+        <w:t xml:space="preserve"> </w:t>
+      </w:r>
+      <w:r>
+        <w:rPr>
+          <w:rStyle w:val="VerbatimChar"/>
+        </w:rPr>
+        <w:t xml:space="preserve">script.js</w:t>
+      </w:r>
+      <w:r>
+        <w:t xml:space="preserve"> </w:t>
+      </w:r>
+      <w:r>
+        <w:t xml:space="preserve">with form validation.</w:t>
       </w:r>
     </w:p>
     <w:p>
@@ -1207,6 +1325,27 @@
         <w:rPr>
           <w:b/>
         </w:rPr>
+        <w:t xml:space="preserve">Verify work</w:t>
+      </w:r>
+      <w:r>
+        <w:t xml:space="preserve"> </w:t>
+      </w:r>
+      <w:r>
+        <w:t xml:space="preserve">— opens the page via the Playwright MCP and submits the form to test it.</w:t>
+      </w:r>
+    </w:p>
+    <w:p>
+      <w:pPr>
+        <w:numPr>
+          <w:ilvl w:val="0"/>
+          <w:numId w:val="15"/>
+        </w:numPr>
+        <w:pStyle w:val="Compact"/>
+      </w:pPr>
+      <w:r>
+        <w:rPr>
+          <w:b/>
+        </w:rPr>
         <w:t xml:space="preserve">Repeat</w:t>
       </w:r>
       <w:r>
@@ -1326,6 +1465,29 @@
       <w:r>
         <w:t xml:space="preserve">— read files, run searches, use tools to understand the task.</w:t>
       </w:r>
+    </w:p>
+    <w:p>
+      <w:pPr>
+        <w:numPr>
+          <w:ilvl w:val="0"/>
+          <w:numId w:val="16"/>
+        </w:numPr>
+        <w:pStyle w:val="Compact"/>
+      </w:pPr>
+      <w:r>
+        <w:rPr>
+          <w:b/>
+        </w:rPr>
+        <w:t>Plan</w:t>
+      </w:r>
+      <w:r>
+        <w:rPr>
+          <w:b w:val="0"/>
+        </w:rPr>
+        <w:t xml:space="preserve"> — decide the approach and, for bigger tasks, confirm the plan before making changes.</w:t>
+      </w:r>
+      <w:r/>
+      <w:r/>
     </w:p>
     <w:p>
       <w:pPr>
@@ -6765,6 +6927,29 @@
       <w:r>
         <w:t xml:space="preserve">— edit the skill to fit your project.</w:t>
       </w:r>
+    </w:p>
+    <w:p>
+      <w:pPr>
+        <w:numPr>
+          <w:ilvl w:val="0"/>
+          <w:numId w:val="32"/>
+        </w:numPr>
+        <w:pStyle w:val="Compact"/>
+      </w:pPr>
+      <w:r>
+        <w:rPr>
+          <w:b/>
+        </w:rPr>
+        <w:t>SKILL.md vs CLAUDE.md</w:t>
+      </w:r>
+      <w:r>
+        <w:rPr>
+          <w:b w:val="0"/>
+        </w:rPr>
+        <w:t xml:space="preserve"> — both are Markdown instruction files; the difference is when Claude loads them. A skill is loaded on demand (only when the task matches its name and description), so it costs no context until it fires. CLAUDE.md is read automatically at the start of every session and is always in context, so keep it tight. Put stable project facts in CLAUDE.md; put specialised, occasional procedures in a skill.</w:t>
+      </w:r>
+      <w:r/>
+      <w:r/>
     </w:p>
     <w:p>
       <w:pPr>

--- a/courseware/LG-Agentic AI Applications with Claude Code.docx
+++ b/courseware/LG-Agentic AI Applications with Claude Code.docx
@@ -169,7 +169,7 @@
           <w:b/>
           <w:sz w:val="24"/>
         </w:rPr>
-        <w:t>Version 1.3</w:t>
+        <w:t>Version 1.4</w:t>
       </w:r>
     </w:p>
     <w:p>
@@ -516,6 +516,72 @@
           </w:p>
         </w:tc>
       </w:tr>
+      <w:tr>
+        <w:tc>
+          <w:tcPr>
+            <w:tcW w:type="dxa" w:w="2340"/>
+          </w:tcPr>
+          <w:p>
+            <w:r>
+              <w:t>1.4</w:t>
+            </w:r>
+            <w:r>
+              <w:rPr>
+                <w:b w:val="0"/>
+                <w:sz w:val="20"/>
+              </w:rPr>
+            </w:r>
+          </w:p>
+        </w:tc>
+        <w:tc>
+          <w:tcPr>
+            <w:tcW w:type="dxa" w:w="2340"/>
+          </w:tcPr>
+          <w:p>
+            <w:r>
+              <w:t>2 Sep 2026</w:t>
+            </w:r>
+            <w:r>
+              <w:rPr>
+                <w:b w:val="0"/>
+                <w:sz w:val="20"/>
+              </w:rPr>
+            </w:r>
+          </w:p>
+        </w:tc>
+        <w:tc>
+          <w:tcPr>
+            <w:tcW w:type="dxa" w:w="2340"/>
+          </w:tcPr>
+          <w:p>
+            <w:r>
+              <w:t>Reworked Activity 6 from form pre/post hooks to a floating WhatsApp widget with a 10-second auto-open hook, suggested queries and voice activation.</w:t>
+            </w:r>
+            <w:r>
+              <w:rPr>
+                <w:b w:val="0"/>
+                <w:sz w:val="20"/>
+              </w:rPr>
+            </w:r>
+          </w:p>
+        </w:tc>
+        <w:tc>
+          <w:tcPr>
+            <w:tcW w:type="dxa" w:w="2340"/>
+          </w:tcPr>
+          <w:p>
+            <w:r>
+              <w:t>Tertiary Infotech Academy Pte Ltd</w:t>
+            </w:r>
+            <w:r>
+              <w:rPr>
+                <w:b w:val="0"/>
+                <w:sz w:val="20"/>
+              </w:rPr>
+            </w:r>
+          </w:p>
+        </w:tc>
+      </w:tr>
     </w:tbl>
     <w:p>
       <w:r>
@@ -8263,7 +8329,7 @@
       </w:pPr>
       <w:bookmarkStart w:id="41" w:name="activity-6-hooks-form-pre-post"/>
       <w:r>
-        <w:t xml:space="preserve">Activity 6 — Hooks (Form Pre &amp; Post)</w:t>
+        <w:t>Activity 6 — Hooks (Floating WhatsApp Widget)</w:t>
       </w:r>
       <w:bookmarkEnd w:id="41"/>
     </w:p>
@@ -8275,73 +8341,49 @@
         <w:rPr>
           <w:b/>
         </w:rPr>
-        <w:t xml:space="preserve">Goal:</w:t>
-      </w:r>
-      <w:r>
-        <w:t xml:space="preserve"> </w:t>
-      </w:r>
-      <w:r>
-        <w:t xml:space="preserve">Use real Claude Code hooks</w:t>
-      </w:r>
-      <w:r>
-        <w:t xml:space="preserve"> </w:t>
-      </w:r>
+        <w:t xml:space="preserve">Goal: </w:t>
+      </w:r>
+      <w:r>
+        <w:t>Add a floating WhatsApp widget to the website from Activity 1, and use a Claude Code hook so it auto-opens after 10 seconds with suggested queries and voice activation.</w:t>
+      </w:r>
+      <w:r/>
+      <w:r/>
       <w:r>
         <w:rPr>
           <w:i/>
         </w:rPr>
-        <w:t xml:space="preserve">and</w:t>
-      </w:r>
-      <w:r>
-        <w:t xml:space="preserve"> </w:t>
-      </w:r>
-      <w:r>
-        <w:t xml:space="preserve">add the website form’s pre-submit and post-submit behaviour, then test both with Playwright.</w:t>
-      </w:r>
+      </w:r>
+      <w:r/>
+      <w:r/>
     </w:p>
     <w:p>
       <w:pPr>
         <w:pStyle w:val="BodyText"/>
       </w:pPr>
       <w:r>
-        <w:t xml:space="preserve">Claude Code hooks are shell commands that fire on Claude’s tool lifecycle (configured in</w:t>
-      </w:r>
-      <w:r>
-        <w:t xml:space="preserve"> </w:t>
-      </w:r>
+        <w:t>Claude Code hooks are shell commands that fire on Claude’s tool lifecycle (configured in .claude/settings.json, with scripts kept under .claude/hooks/). You don’t write them by hand — just ask Claude Code, in plain language, to create them. The widget behaviour itself lives in script.js on the site.</w:t>
+      </w:r>
+      <w:r/>
       <w:r>
         <w:rPr>
           <w:rStyle w:val="VerbatimChar"/>
         </w:rPr>
-        <w:t xml:space="preserve">.claude/settings.json</w:t>
-      </w:r>
-      <w:r>
-        <w:t xml:space="preserve">, with scripts kept under</w:t>
-      </w:r>
-      <w:r>
-        <w:t xml:space="preserve"> </w:t>
-      </w:r>
+      </w:r>
+      <w:r/>
+      <w:r/>
       <w:r>
         <w:rPr>
           <w:rStyle w:val="VerbatimChar"/>
         </w:rPr>
-        <w:t xml:space="preserve">.claude/hooks/</w:t>
-      </w:r>
-      <w:r>
-        <w:t xml:space="preserve">). You don’t write them by hand — just ask Claude Code, in plain language, to create them. The form’s pre-submit validation and post-submit voice + balloon are behaviour that lives in</w:t>
-      </w:r>
-      <w:r>
-        <w:t xml:space="preserve"> </w:t>
-      </w:r>
+      </w:r>
+      <w:r/>
+      <w:r/>
       <w:r>
         <w:rPr>
           <w:rStyle w:val="VerbatimChar"/>
         </w:rPr>
-        <w:t xml:space="preserve">script.js</w:t>
-      </w:r>
-      <w:r>
-        <w:t xml:space="preserve">.</w:t>
-      </w:r>
+      </w:r>
+      <w:r/>
     </w:p>
     <w:p>
       <w:pPr>
@@ -8372,41 +8414,27 @@
         <w:rPr>
           <w:b/>
         </w:rPr>
-        <w:t xml:space="preserve">Create the hooks</w:t>
-      </w:r>
-      <w:r>
-        <w:t xml:space="preserve"> </w:t>
-      </w:r>
-      <w:r>
-        <w:t xml:space="preserve">— ask Claude Code to create Claude Code hooks under</w:t>
-      </w:r>
-      <w:r>
-        <w:t xml:space="preserve"> </w:t>
-      </w:r>
+        <w:t xml:space="preserve">Add the widget — </w:t>
+      </w:r>
+      <w:r>
+        <w:t>ask Claude Code to add a floating WhatsApp widget fixed to the bottom-right of every page: a round WhatsApp button that expands into a small chat panel when clicked.</w:t>
+      </w:r>
+      <w:r/>
+      <w:r/>
       <w:r>
         <w:rPr>
           <w:rStyle w:val="VerbatimChar"/>
         </w:rPr>
-        <w:t xml:space="preserve">.claude/hooks/</w:t>
-      </w:r>
-      <w:r>
-        <w:t xml:space="preserve"> </w:t>
-      </w:r>
-      <w:r>
-        <w:t xml:space="preserve">(wired in</w:t>
-      </w:r>
-      <w:r>
-        <w:t xml:space="preserve"> </w:t>
-      </w:r>
+      </w:r>
+      <w:r/>
+      <w:r/>
+      <w:r/>
       <w:r>
         <w:rPr>
           <w:rStyle w:val="VerbatimChar"/>
         </w:rPr>
-        <w:t xml:space="preserve">.claude/settings.json</w:t>
-      </w:r>
-      <w:r>
-        <w:t xml:space="preserve">): a PreToolUse hook that guards before tools run, and a PostToolUse hook that runs after each edit. Then restart so they take effect.</w:t>
-      </w:r>
+      </w:r>
+      <w:r/>
     </w:p>
     <w:p>
       <w:pPr>
@@ -8419,14 +8447,12 @@
         <w:rPr>
           <w:b/>
         </w:rPr>
-        <w:t xml:space="preserve">Pre-submit validation</w:t>
-      </w:r>
-      <w:r>
-        <w:t xml:space="preserve"> </w:t>
-      </w:r>
-      <w:r>
-        <w:t xml:space="preserve">— ask Claude to validate every enquiry-form field on submit: name (required), email (valid format) and tel (digits only), showing inline error messages.</w:t>
-      </w:r>
+        <w:t xml:space="preserve">Auto-open after 10 seconds — </w:t>
+      </w:r>
+      <w:r>
+        <w:t>ask Claude to add a Claude Code hook (under .claude/hooks/, wired in .claude/settings.json) plus the page logic so the widget opens by itself 10 seconds after the page loads.</w:t>
+      </w:r>
+      <w:r/>
     </w:p>
     <w:p>
       <w:pPr>
@@ -8439,41 +8465,30 @@
         <w:rPr>
           <w:b/>
         </w:rPr>
-        <w:t xml:space="preserve">Post-submit voice + balloon</w:t>
-      </w:r>
-      <w:r>
-        <w:t xml:space="preserve"> </w:t>
-      </w:r>
-      <w:r>
-        <w:t xml:space="preserve">— ask Claude that, on a successful submit, it uses the Web Speech API to say</w:t>
-      </w:r>
-      <w:r>
-        <w:t xml:space="preserve"> </w:t>
-      </w:r>
+        <w:t xml:space="preserve">Prompt and suggested queries — </w:t>
+      </w:r>
+      <w:r>
+        <w:t>on auto-open, greet the visitor with “Hi! How can I help you?” and show 3–4 suggested queries as quick-reply chips (for example: course fees, schedule, funding). Add voice activation with the Web Speech API so the visitor can speak their question instead of typing.</w:t>
+      </w:r>
+      <w:r/>
+      <w:r/>
       <w:r>
         <w:rPr>
           <w:i/>
         </w:rPr>
-        <w:t xml:space="preserve">“</w:t>
       </w:r>
       <w:r>
         <w:rPr>
           <w:i/>
         </w:rPr>
-        <w:t xml:space="preserve">Hurray, thank you for your submission, we will get back to you in 3 business days.</w:t>
       </w:r>
       <w:r>
         <w:rPr>
           <w:i/>
         </w:rPr>
-        <w:t xml:space="preserve">”</w:t>
-      </w:r>
-      <w:r>
-        <w:t xml:space="preserve"> </w:t>
-      </w:r>
-      <w:r>
-        <w:t xml:space="preserve">and shows a balloon / confetti effect on the page.</w:t>
-      </w:r>
+      </w:r>
+      <w:r/>
+      <w:r/>
     </w:p>
     <w:p>
       <w:pPr>
@@ -8486,14 +8501,12 @@
         <w:rPr>
           <w:b/>
         </w:rPr>
-        <w:t xml:space="preserve">Test with Playwright</w:t>
-      </w:r>
-      <w:r>
-        <w:t xml:space="preserve"> </w:t>
-      </w:r>
-      <w:r>
-        <w:t xml:space="preserve">— ask Claude to use the Playwright MCP tool to (a) submit invalid data and confirm the validation errors appear (pre), and (b) submit valid data and confirm the success message, voice message and balloon effect fire (post).</w:t>
-      </w:r>
+        <w:t xml:space="preserve">Test with Playwright — </w:t>
+      </w:r>
+      <w:r>
+        <w:t>ask Claude to use the Playwright MCP tool to load the page, wait 10 seconds, and confirm the widget auto-opens with the greeting, the suggested queries and the voice-input control.</w:t>
+      </w:r>
+      <w:r/>
     </w:p>
     <w:p>
       <w:r>

--- a/courseware/LG-Agentic AI Applications with Claude Code.docx
+++ b/courseware/LG-Agentic AI Applications with Claude Code.docx
@@ -169,7 +169,7 @@
           <w:b/>
           <w:sz w:val="24"/>
         </w:rPr>
-        <w:t>Version 1.4</w:t>
+        <w:t>Version 1.7</w:t>
       </w:r>
     </w:p>
     <w:p>
@@ -582,6 +582,156 @@
           </w:p>
         </w:tc>
       </w:tr>
+      <w:tr>
+        <w:tc>
+          <w:tcPr>
+            <w:tcW w:type="dxa" w:w="2340"/>
+          </w:tcPr>
+          <w:p>
+            <w:r>
+              <w:t>1.5</w:t>
+            </w:r>
+            <w:r>
+              <w:rPr>
+                <w:b w:val="0"/>
+                <w:sz w:val="20"/>
+              </w:rPr>
+            </w:r>
+          </w:p>
+        </w:tc>
+        <w:tc>
+          <w:tcPr>
+            <w:tcW w:type="dxa" w:w="2340"/>
+          </w:tcPr>
+          <w:p>
+            <w:r>
+              <w:t>4 Sep 2026</w:t>
+            </w:r>
+            <w:r>
+              <w:rPr>
+                <w:b w:val="0"/>
+                <w:sz w:val="20"/>
+              </w:rPr>
+            </w:r>
+          </w:p>
+        </w:tc>
+        <w:tc>
+          <w:tcPr>
+            <w:tcW w:type="dxa" w:w="2340"/>
+          </w:tcPr>
+          <w:p>
+            <w:r>
+              <w:t>Added a user-level vs project-level comparison (commands, MCP tools, skills, CLAUDE.md, hooks) to section 2.0 The .claude Directory, aligned to the new slide 42 of the 68-slide deck (v14.0)</w:t>
+            </w:r>
+            <w:r>
+              <w:rPr>
+                <w:b w:val="0"/>
+                <w:sz w:val="20"/>
+              </w:rPr>
+            </w:r>
+          </w:p>
+        </w:tc>
+        <w:tc>
+          <w:tcPr>
+            <w:tcW w:type="dxa" w:w="2340"/>
+          </w:tcPr>
+          <w:p>
+            <w:r>
+              <w:t>Tertiary Infotech Academy Pte Ltd</w:t>
+            </w:r>
+            <w:r>
+              <w:rPr>
+                <w:b w:val="0"/>
+                <w:sz w:val="20"/>
+              </w:rPr>
+            </w:r>
+          </w:p>
+        </w:tc>
+      </w:tr>
+      <w:tr>
+        <w:tc>
+          <w:tcPr>
+            <w:tcW w:type="dxa" w:w="2340"/>
+          </w:tcPr>
+          <w:p>
+            <w:r>
+              <w:t xml:space="preserve">1.6</w:t>
+            </w:r>
+          </w:p>
+        </w:tc>
+        <w:tc>
+          <w:tcPr>
+            <w:tcW w:type="dxa" w:w="2340"/>
+          </w:tcPr>
+          <w:p>
+            <w:r>
+              <w:t xml:space="preserve">9 Sep 2026</w:t>
+            </w:r>
+          </w:p>
+        </w:tc>
+        <w:tc>
+          <w:tcPr>
+            <w:tcW w:type="dxa" w:w="2340"/>
+          </w:tcPr>
+          <w:p>
+            <w:r>
+              <w:t xml:space="preserve">Added a “Key Concepts Summary — What Triggers What” section covering CLAUDE.md, skills, tools, slash commands, hooks and sub agents and their triggers; expanded 3.1 with a SKILL.md vs CLAUDE.md comparison table.</w:t>
+            </w:r>
+          </w:p>
+        </w:tc>
+        <w:tc>
+          <w:tcPr>
+            <w:tcW w:type="dxa" w:w="2340"/>
+          </w:tcPr>
+          <w:p>
+            <w:r>
+              <w:t xml:space="preserve">Tertiary Infotech Academy Pte Ltd</w:t>
+            </w:r>
+          </w:p>
+        </w:tc>
+      </w:tr>
+      <w:tr>
+        <w:tc>
+          <w:tcPr>
+            <w:tcW w:type="dxa" w:w="2340"/>
+          </w:tcPr>
+          <w:p>
+            <w:r>
+              <w:t xml:space="preserve">1.7</w:t>
+            </w:r>
+          </w:p>
+        </w:tc>
+        <w:tc>
+          <w:tcPr>
+            <w:tcW w:type="dxa" w:w="2340"/>
+          </w:tcPr>
+          <w:p>
+            <w:r>
+              <w:t xml:space="preserve">9 Sep 2026</w:t>
+            </w:r>
+          </w:p>
+        </w:tc>
+        <w:tc>
+          <w:tcPr>
+            <w:tcW w:type="dxa" w:w="2340"/>
+          </w:tcPr>
+          <w:p>
+            <w:r>
+              <w:t xml:space="preserve">Added the Lab Materials section describing the four restructured lab folders. Fixed table column widths so all comparison tables render both columns.</w:t>
+            </w:r>
+          </w:p>
+        </w:tc>
+        <w:tc>
+          <w:tcPr>
+            <w:tcW w:type="dxa" w:w="2340"/>
+          </w:tcPr>
+          <w:p>
+            <w:r>
+              <w:t xml:space="preserve">Tertiary Infotech Academy Pte Ltd</w:t>
+            </w:r>
+          </w:p>
+        </w:tc>
+      </w:tr>
     </w:tbl>
     <w:p>
       <w:r>
@@ -1737,16 +1887,20 @@
     <w:tbl>
       <w:tblPr>
         <w:tblStyle w:val="Table"/>
-        <w:tblW w:type="pct" w:w="0.0"/>
+        <w:tblW w:type="pct" w:w="5000.0"/>
         <w:tblLook w:firstRow="1"/>
       </w:tblPr>
-      <w:tblGrid/>
+      <w:tblGrid>
+        <w:gridCol w:w="2640"/>
+        <w:gridCol w:w="5280"/>
+      </w:tblGrid>
       <w:tr>
         <w:trPr>
           <w:cnfStyle w:firstRow="1"/>
         </w:trPr>
         <w:tc>
           <w:tcPr>
+            <w:tcW w:w="2640" w:type="dxa"/>
             <w:tcBorders>
               <w:bottom w:val="single"/>
             </w:tcBorders>
@@ -1764,6 +1918,7 @@
         </w:tc>
         <w:tc>
           <w:tcPr>
+            <w:tcW w:w="5280" w:type="dxa"/>
             <w:tcBorders>
               <w:bottom w:val="single"/>
             </w:tcBorders>
@@ -1782,6 +1937,9 @@
       </w:tr>
       <w:tr>
         <w:tc>
+          <w:tcPr>
+            <w:tcW w:w="2640" w:type="dxa"/>
+          </w:tcPr>
           <w:p>
             <w:pPr>
               <w:pStyle w:val="Compact"/>
@@ -1796,6 +1954,9 @@
           </w:p>
         </w:tc>
         <w:tc>
+          <w:tcPr>
+            <w:tcW w:w="5280" w:type="dxa"/>
+          </w:tcPr>
           <w:p>
             <w:pPr>
               <w:pStyle w:val="Compact"/>
@@ -1821,6 +1982,9 @@
       </w:tr>
       <w:tr>
         <w:tc>
+          <w:tcPr>
+            <w:tcW w:w="2640" w:type="dxa"/>
+          </w:tcPr>
           <w:p>
             <w:pPr>
               <w:pStyle w:val="Compact"/>
@@ -1841,6 +2005,9 @@
           </w:p>
         </w:tc>
         <w:tc>
+          <w:tcPr>
+            <w:tcW w:w="5280" w:type="dxa"/>
+          </w:tcPr>
           <w:p>
             <w:pPr>
               <w:pStyle w:val="Compact"/>
@@ -1854,6 +2021,9 @@
       </w:tr>
       <w:tr>
         <w:tc>
+          <w:tcPr>
+            <w:tcW w:w="2640" w:type="dxa"/>
+          </w:tcPr>
           <w:p>
             <w:pPr>
               <w:pStyle w:val="Compact"/>
@@ -1868,6 +2038,9 @@
           </w:p>
         </w:tc>
         <w:tc>
+          <w:tcPr>
+            <w:tcW w:w="5280" w:type="dxa"/>
+          </w:tcPr>
           <w:p>
             <w:pPr>
               <w:pStyle w:val="Compact"/>
@@ -1881,6 +2054,9 @@
       </w:tr>
       <w:tr>
         <w:tc>
+          <w:tcPr>
+            <w:tcW w:w="2640" w:type="dxa"/>
+          </w:tcPr>
           <w:p>
             <w:pPr>
               <w:pStyle w:val="Compact"/>
@@ -1895,6 +2071,9 @@
           </w:p>
         </w:tc>
         <w:tc>
+          <w:tcPr>
+            <w:tcW w:w="5280" w:type="dxa"/>
+          </w:tcPr>
           <w:p>
             <w:pPr>
               <w:pStyle w:val="Compact"/>
@@ -3292,16 +3471,20 @@
     <w:tbl>
       <w:tblPr>
         <w:tblStyle w:val="Table"/>
-        <w:tblW w:type="pct" w:w="0.0"/>
+        <w:tblW w:type="pct" w:w="5000.0"/>
         <w:tblLook w:firstRow="1"/>
       </w:tblPr>
-      <w:tblGrid/>
+      <w:tblGrid>
+        <w:gridCol w:w="2640"/>
+        <w:gridCol w:w="5280"/>
+      </w:tblGrid>
       <w:tr>
         <w:trPr>
           <w:cnfStyle w:firstRow="1"/>
         </w:trPr>
         <w:tc>
           <w:tcPr>
+            <w:tcW w:w="2640" w:type="dxa"/>
             <w:tcBorders>
               <w:bottom w:val="single"/>
             </w:tcBorders>
@@ -3319,6 +3502,7 @@
         </w:tc>
         <w:tc>
           <w:tcPr>
+            <w:tcW w:w="5280" w:type="dxa"/>
             <w:tcBorders>
               <w:bottom w:val="single"/>
             </w:tcBorders>
@@ -3337,6 +3521,9 @@
       </w:tr>
       <w:tr>
         <w:tc>
+          <w:tcPr>
+            <w:tcW w:w="2640" w:type="dxa"/>
+          </w:tcPr>
           <w:p>
             <w:pPr>
               <w:pStyle w:val="Compact"/>
@@ -3351,6 +3538,9 @@
           </w:p>
         </w:tc>
         <w:tc>
+          <w:tcPr>
+            <w:tcW w:w="5280" w:type="dxa"/>
+          </w:tcPr>
           <w:p>
             <w:pPr>
               <w:pStyle w:val="Compact"/>
@@ -3364,6 +3554,9 @@
       </w:tr>
       <w:tr>
         <w:tc>
+          <w:tcPr>
+            <w:tcW w:w="2640" w:type="dxa"/>
+          </w:tcPr>
           <w:p>
             <w:pPr>
               <w:pStyle w:val="Compact"/>
@@ -3378,6 +3571,9 @@
           </w:p>
         </w:tc>
         <w:tc>
+          <w:tcPr>
+            <w:tcW w:w="5280" w:type="dxa"/>
+          </w:tcPr>
           <w:p>
             <w:pPr>
               <w:pStyle w:val="Compact"/>
@@ -3391,6 +3587,9 @@
       </w:tr>
       <w:tr>
         <w:tc>
+          <w:tcPr>
+            <w:tcW w:w="2640" w:type="dxa"/>
+          </w:tcPr>
           <w:p>
             <w:pPr>
               <w:pStyle w:val="Compact"/>
@@ -3405,6 +3604,9 @@
           </w:p>
         </w:tc>
         <w:tc>
+          <w:tcPr>
+            <w:tcW w:w="5280" w:type="dxa"/>
+          </w:tcPr>
           <w:p>
             <w:pPr>
               <w:pStyle w:val="Compact"/>
@@ -3418,6 +3620,9 @@
       </w:tr>
       <w:tr>
         <w:tc>
+          <w:tcPr>
+            <w:tcW w:w="2640" w:type="dxa"/>
+          </w:tcPr>
           <w:p>
             <w:pPr>
               <w:pStyle w:val="Compact"/>
@@ -3432,6 +3637,9 @@
           </w:p>
         </w:tc>
         <w:tc>
+          <w:tcPr>
+            <w:tcW w:w="5280" w:type="dxa"/>
+          </w:tcPr>
           <w:p>
             <w:pPr>
               <w:pStyle w:val="Compact"/>
@@ -3445,6 +3653,9 @@
       </w:tr>
       <w:tr>
         <w:tc>
+          <w:tcPr>
+            <w:tcW w:w="2640" w:type="dxa"/>
+          </w:tcPr>
           <w:p>
             <w:pPr>
               <w:pStyle w:val="Compact"/>
@@ -3459,6 +3670,9 @@
           </w:p>
         </w:tc>
         <w:tc>
+          <w:tcPr>
+            <w:tcW w:w="5280" w:type="dxa"/>
+          </w:tcPr>
           <w:p>
             <w:pPr>
               <w:pStyle w:val="Compact"/>
@@ -3472,6 +3686,9 @@
       </w:tr>
       <w:tr>
         <w:tc>
+          <w:tcPr>
+            <w:tcW w:w="2640" w:type="dxa"/>
+          </w:tcPr>
           <w:p>
             <w:pPr>
               <w:pStyle w:val="Compact"/>
@@ -3516,6 +3733,9 @@
           </w:p>
         </w:tc>
         <w:tc>
+          <w:tcPr>
+            <w:tcW w:w="5280" w:type="dxa"/>
+          </w:tcPr>
           <w:p>
             <w:pPr>
               <w:pStyle w:val="Compact"/>
@@ -3762,16 +3982,20 @@
     <w:tbl>
       <w:tblPr>
         <w:tblStyle w:val="Table"/>
-        <w:tblW w:type="pct" w:w="0.0"/>
+        <w:tblW w:type="pct" w:w="5000.0"/>
         <w:tblLook w:firstRow="1"/>
       </w:tblPr>
-      <w:tblGrid/>
+      <w:tblGrid>
+        <w:gridCol w:w="2640"/>
+        <w:gridCol w:w="5280"/>
+      </w:tblGrid>
       <w:tr>
         <w:trPr>
           <w:cnfStyle w:firstRow="1"/>
         </w:trPr>
         <w:tc>
           <w:tcPr>
+            <w:tcW w:w="2640" w:type="dxa"/>
             <w:tcBorders>
               <w:bottom w:val="single"/>
             </w:tcBorders>
@@ -3789,6 +4013,7 @@
         </w:tc>
         <w:tc>
           <w:tcPr>
+            <w:tcW w:w="5280" w:type="dxa"/>
             <w:tcBorders>
               <w:bottom w:val="single"/>
             </w:tcBorders>
@@ -3807,6 +4032,9 @@
       </w:tr>
       <w:tr>
         <w:tc>
+          <w:tcPr>
+            <w:tcW w:w="2640" w:type="dxa"/>
+          </w:tcPr>
           <w:p>
             <w:pPr>
               <w:pStyle w:val="Compact"/>
@@ -3821,6 +4049,9 @@
           </w:p>
         </w:tc>
         <w:tc>
+          <w:tcPr>
+            <w:tcW w:w="5280" w:type="dxa"/>
+          </w:tcPr>
           <w:p>
             <w:pPr>
               <w:pStyle w:val="Compact"/>
@@ -3834,6 +4065,9 @@
       </w:tr>
       <w:tr>
         <w:tc>
+          <w:tcPr>
+            <w:tcW w:w="2640" w:type="dxa"/>
+          </w:tcPr>
           <w:p>
             <w:pPr>
               <w:pStyle w:val="Compact"/>
@@ -3848,6 +4082,9 @@
           </w:p>
         </w:tc>
         <w:tc>
+          <w:tcPr>
+            <w:tcW w:w="5280" w:type="dxa"/>
+          </w:tcPr>
           <w:p>
             <w:pPr>
               <w:pStyle w:val="Compact"/>
@@ -3861,6 +4098,9 @@
       </w:tr>
       <w:tr>
         <w:tc>
+          <w:tcPr>
+            <w:tcW w:w="2640" w:type="dxa"/>
+          </w:tcPr>
           <w:p>
             <w:pPr>
               <w:pStyle w:val="Compact"/>
@@ -3875,6 +4115,9 @@
           </w:p>
         </w:tc>
         <w:tc>
+          <w:tcPr>
+            <w:tcW w:w="5280" w:type="dxa"/>
+          </w:tcPr>
           <w:p>
             <w:pPr>
               <w:pStyle w:val="Compact"/>
@@ -5365,6 +5608,62 @@
     </w:p>
     <w:p>
       <w:pPr>
+        <w:pStyle w:val="BodyText"/>
+      </w:pPr>
+      <w:r>
+        <w:t>User level vs project level — where each customisation lives. Every customisation can be stored at two levels. User level (~/.claude/) applies to ALL your projects; project level (&lt;project&gt;/.claude/) applies only to that ONE project and travels with it in git (slide 42):</w:t>
+      </w:r>
+    </w:p>
+    <w:p>
+      <w:pPr>
+        <w:pStyle w:val="BodyText"/>
+      </w:pPr>
+      <w:r>
+        <w:t>Commands — user: ~/.claude/commands/&lt;name&gt;.md; project: &lt;project&gt;/.claude/commands/&lt;name&gt;.md.</w:t>
+      </w:r>
+    </w:p>
+    <w:p>
+      <w:pPr>
+        <w:pStyle w:val="BodyText"/>
+      </w:pPr>
+      <w:r>
+        <w:t>MCP tools — user: ~/.claude.json (claude mcp add -s user …); project: &lt;project&gt;/.mcp.json (claude mcp add -s project …).</w:t>
+      </w:r>
+    </w:p>
+    <w:p>
+      <w:pPr>
+        <w:pStyle w:val="BodyText"/>
+      </w:pPr>
+      <w:r>
+        <w:t>Skills — user: ~/.claude/skills/&lt;name&gt;/SKILL.md; project: &lt;project&gt;/.claude/skills/&lt;name&gt;/SKILL.md.</w:t>
+      </w:r>
+    </w:p>
+    <w:p>
+      <w:pPr>
+        <w:pStyle w:val="BodyText"/>
+      </w:pPr>
+      <w:r>
+        <w:t>CLAUDE.md — user: ~/.claude/CLAUDE.md (your personal memory); project: &lt;project&gt;/CLAUDE.md (shared with the team).</w:t>
+      </w:r>
+    </w:p>
+    <w:p>
+      <w:pPr>
+        <w:pStyle w:val="BodyText"/>
+      </w:pPr>
+      <w:r>
+        <w:t>Hooks — user: the "hooks" block in ~/.claude/settings.json; project: the "hooks" block in &lt;project&gt;/.claude/settings.json.</w:t>
+      </w:r>
+    </w:p>
+    <w:p>
+      <w:pPr>
+        <w:pStyle w:val="BodyText"/>
+      </w:pPr>
+      <w:r>
+        <w:t>Keep personal preferences at user level; commit team-shared rules, commands, skills and hooks at project level. Both levels load together — where they conflict, project settings take precedence.</w:t>
+      </w:r>
+    </w:p>
+    <w:p>
+      <w:pPr>
         <w:pStyle w:val="Heading2"/>
       </w:pPr>
       <w:bookmarkStart w:id="25" w:name="custom-commands"/>
@@ -5724,16 +6023,21 @@
     <w:tbl>
       <w:tblPr>
         <w:tblStyle w:val="Table"/>
-        <w:tblW w:type="pct" w:w="0.0"/>
+        <w:tblW w:type="pct" w:w="5000.0"/>
         <w:tblLook w:firstRow="1"/>
       </w:tblPr>
-      <w:tblGrid/>
+      <w:tblGrid>
+        <w:gridCol w:w="2200"/>
+        <w:gridCol w:w="2860"/>
+        <w:gridCol w:w="2860"/>
+      </w:tblGrid>
       <w:tr>
         <w:trPr>
           <w:cnfStyle w:firstRow="1"/>
         </w:trPr>
         <w:tc>
           <w:tcPr>
+            <w:tcW w:w="2200" w:type="dxa"/>
             <w:tcBorders>
               <w:bottom w:val="single"/>
             </w:tcBorders>
@@ -5751,6 +6055,7 @@
         </w:tc>
         <w:tc>
           <w:tcPr>
+            <w:tcW w:w="2860" w:type="dxa"/>
             <w:tcBorders>
               <w:bottom w:val="single"/>
             </w:tcBorders>
@@ -5768,6 +6073,7 @@
         </w:tc>
         <w:tc>
           <w:tcPr>
+            <w:tcW w:w="2860" w:type="dxa"/>
             <w:tcBorders>
               <w:bottom w:val="single"/>
             </w:tcBorders>
@@ -5786,6 +6092,9 @@
       </w:tr>
       <w:tr>
         <w:tc>
+          <w:tcPr>
+            <w:tcW w:w="2200" w:type="dxa"/>
+          </w:tcPr>
           <w:p>
             <w:pPr>
               <w:pStyle w:val="Compact"/>
@@ -5806,6 +6115,9 @@
           </w:p>
         </w:tc>
         <w:tc>
+          <w:tcPr>
+            <w:tcW w:w="2860" w:type="dxa"/>
+          </w:tcPr>
           <w:p>
             <w:pPr>
               <w:pStyle w:val="Compact"/>
@@ -5826,6 +6138,9 @@
           </w:p>
         </w:tc>
         <w:tc>
+          <w:tcPr>
+            <w:tcW w:w="2860" w:type="dxa"/>
+          </w:tcPr>
           <w:p>
             <w:pPr>
               <w:pStyle w:val="Compact"/>
@@ -5839,6 +6154,9 @@
       </w:tr>
       <w:tr>
         <w:tc>
+          <w:tcPr>
+            <w:tcW w:w="2200" w:type="dxa"/>
+          </w:tcPr>
           <w:p>
             <w:pPr>
               <w:pStyle w:val="Compact"/>
@@ -5853,6 +6171,9 @@
           </w:p>
         </w:tc>
         <w:tc>
+          <w:tcPr>
+            <w:tcW w:w="2860" w:type="dxa"/>
+          </w:tcPr>
           <w:p>
             <w:pPr>
               <w:pStyle w:val="Compact"/>
@@ -5873,6 +6194,9 @@
           </w:p>
         </w:tc>
         <w:tc>
+          <w:tcPr>
+            <w:tcW w:w="2860" w:type="dxa"/>
+          </w:tcPr>
           <w:p>
             <w:pPr>
               <w:pStyle w:val="Compact"/>
@@ -5886,6 +6210,9 @@
       </w:tr>
       <w:tr>
         <w:tc>
+          <w:tcPr>
+            <w:tcW w:w="2200" w:type="dxa"/>
+          </w:tcPr>
           <w:p>
             <w:pPr>
               <w:pStyle w:val="Compact"/>
@@ -5900,6 +6227,9 @@
           </w:p>
         </w:tc>
         <w:tc>
+          <w:tcPr>
+            <w:tcW w:w="2860" w:type="dxa"/>
+          </w:tcPr>
           <w:p>
             <w:pPr>
               <w:pStyle w:val="Compact"/>
@@ -5920,6 +6250,9 @@
           </w:p>
         </w:tc>
         <w:tc>
+          <w:tcPr>
+            <w:tcW w:w="2860" w:type="dxa"/>
+          </w:tcPr>
           <w:p>
             <w:pPr>
               <w:pStyle w:val="Compact"/>
@@ -6996,302 +7329,475 @@
     </w:p>
     <w:p>
       <w:pPr>
-        <w:numPr>
-          <w:ilvl w:val="0"/>
-          <w:numId w:val="32"/>
-        </w:numPr>
-        <w:pStyle w:val="Compact"/>
-      </w:pPr>
-      <w:r>
-        <w:rPr>
-          <w:b/>
-        </w:rPr>
-        <w:t>SKILL.md vs CLAUDE.md</w:t>
-      </w:r>
-      <w:r>
-        <w:rPr>
-          <w:b w:val="0"/>
-        </w:rPr>
-        <w:t xml:space="preserve"> — both are Markdown instruction files; the difference is when Claude loads them. A skill is loaded on demand (only when the task matches its name and description), so it costs no context until it fires. CLAUDE.md is read automatically at the start of every session and is always in context, so keep it tight. Put stable project facts in CLAUDE.md; put specialised, occasional procedures in a skill.</w:t>
-      </w:r>
-      <w:r/>
-      <w:r/>
-    </w:p>
-    <w:p>
-      <w:pPr>
-        <w:pStyle w:val="Heading2"/>
-      </w:pPr>
-      <w:bookmarkStart w:id="35" w:name="sub-agents"/>
-      <w:r>
-        <w:t xml:space="preserve">3.2 Sub Agents</w:t>
-      </w:r>
-      <w:bookmarkEnd w:id="35"/>
-    </w:p>
-    <w:p>
-      <w:pPr>
         <w:pStyle w:val="FirstParagraph"/>
       </w:pPr>
       <w:r>
-        <w:t xml:space="preserve">Sub agents are specialised assistants with their own prompt, tools and context window. Delegate focused jobs — like security review or UX critique — to keep the main thread clean.</w:t>
-      </w:r>
-    </w:p>
-    <w:p>
-      <w:pPr>
-        <w:numPr>
-          <w:ilvl w:val="0"/>
-          <w:numId w:val="33"/>
-        </w:numPr>
-        <w:pStyle w:val="Compact"/>
-      </w:pPr>
-      <w:r>
-        <w:rPr>
-          <w:b/>
-        </w:rPr>
-        <w:t xml:space="preserve">Create</w:t>
-      </w:r>
-      <w:r>
-        <w:t xml:space="preserve"> </w:t>
-      </w:r>
-      <w:r>
-        <w:t xml:space="preserve">with</w:t>
-      </w:r>
-      <w:r>
-        <w:t xml:space="preserve"> </w:t>
-      </w:r>
-      <w:r>
-        <w:rPr>
-          <w:rStyle w:val="VerbatimChar"/>
-        </w:rPr>
-        <w:t xml:space="preserve">/agents</w:t>
-      </w:r>
-      <w:r>
-        <w:t xml:space="preserve">, then choose</w:t>
-      </w:r>
-      <w:r>
-        <w:t xml:space="preserve"> </w:t>
-      </w:r>
-      <w:r>
-        <w:rPr>
-          <w:b/>
-        </w:rPr>
-        <w:t xml:space="preserve">Project</w:t>
-      </w:r>
-      <w:r>
-        <w:t xml:space="preserve"> </w:t>
-      </w:r>
-      <w:r>
-        <w:t xml:space="preserve">to save under</w:t>
-      </w:r>
-      <w:r>
-        <w:t xml:space="preserve"> </w:t>
-      </w:r>
-      <w:r>
-        <w:rPr>
-          <w:rStyle w:val="VerbatimChar"/>
-        </w:rPr>
-        <w:t xml:space="preserve">.claude/agents/</w:t>
-      </w:r>
-      <w:r>
-        <w:t xml:space="preserve">.</w:t>
-      </w:r>
-    </w:p>
-    <w:p>
-      <w:pPr>
-        <w:numPr>
-          <w:ilvl w:val="0"/>
-          <w:numId w:val="33"/>
-        </w:numPr>
-        <w:pStyle w:val="Compact"/>
-      </w:pPr>
-      <w:r>
-        <w:rPr>
-          <w:b/>
-        </w:rPr>
-        <w:t xml:space="preserve">Give a clear role</w:t>
-      </w:r>
-      <w:r>
-        <w:t xml:space="preserve"> </w:t>
-      </w:r>
-      <w:r>
-        <w:t xml:space="preserve">— describe purpose, tools and when to invoke it.</w:t>
-      </w:r>
-    </w:p>
-    <w:p>
-      <w:pPr>
-        <w:numPr>
-          <w:ilvl w:val="0"/>
-          <w:numId w:val="33"/>
-        </w:numPr>
-        <w:pStyle w:val="Compact"/>
-      </w:pPr>
-      <w:r>
-        <w:rPr>
-          <w:b/>
-        </w:rPr>
-        <w:t xml:space="preserve">Isolated context</w:t>
-      </w:r>
-      <w:r>
-        <w:t xml:space="preserve"> </w:t>
-      </w:r>
-      <w:r>
-        <w:t xml:space="preserve">— each sub agent runs in its own context window.</w:t>
-      </w:r>
-    </w:p>
-    <w:p>
-      <w:pPr>
-        <w:pStyle w:val="FirstParagraph"/>
-      </w:pPr>
-      <w:r>
-        <w:rPr>
-          <w:b/>
-        </w:rPr>
-        <w:t xml:space="preserve">Why use sub agents?</w:t>
-      </w:r>
-      <w:r>
-        <w:t xml:space="preserve"> </w:t>
-      </w:r>
-      <w:r>
-        <w:t xml:space="preserve">Reach for one when a side task would flood your main conversation with search results, logs or file contents you won’t reference again. Sub agents help you:</w:t>
-      </w:r>
-    </w:p>
-    <w:p>
-      <w:pPr>
-        <w:numPr>
-          <w:ilvl w:val="0"/>
-          <w:numId w:val="34"/>
-        </w:numPr>
-        <w:pStyle w:val="Compact"/>
-      </w:pPr>
-      <w:r>
-        <w:rPr>
-          <w:b/>
-        </w:rPr>
-        <w:t xml:space="preserve">Preserve context</w:t>
-      </w:r>
-      <w:r>
-        <w:t xml:space="preserve"> </w:t>
-      </w:r>
-      <w:r>
-        <w:t xml:space="preserve">— exploration and logs stay in the sub agent’s own window; only the summary returns to your main conversation.</w:t>
-      </w:r>
-    </w:p>
-    <w:p>
-      <w:pPr>
-        <w:numPr>
-          <w:ilvl w:val="0"/>
-          <w:numId w:val="34"/>
-        </w:numPr>
-        <w:pStyle w:val="Compact"/>
-      </w:pPr>
-      <w:r>
-        <w:rPr>
-          <w:b/>
-        </w:rPr>
-        <w:t xml:space="preserve">Enforce constraints</w:t>
-      </w:r>
-      <w:r>
-        <w:t xml:space="preserve"> </w:t>
-      </w:r>
-      <w:r>
-        <w:t xml:space="preserve">— limit exactly which tools the sub agent may use.</w:t>
-      </w:r>
-    </w:p>
-    <w:p>
-      <w:pPr>
-        <w:numPr>
-          <w:ilvl w:val="0"/>
-          <w:numId w:val="34"/>
-        </w:numPr>
-        <w:pStyle w:val="Compact"/>
-      </w:pPr>
-      <w:r>
-        <w:rPr>
-          <w:b/>
-        </w:rPr>
-        <w:t xml:space="preserve">Reuse &amp; specialise</w:t>
-      </w:r>
-      <w:r>
-        <w:t xml:space="preserve"> </w:t>
-      </w:r>
-      <w:r>
-        <w:t xml:space="preserve">— reuse configurations across projects (user-level agents) and give each a focused system prompt for its domain.</w:t>
-      </w:r>
-    </w:p>
-    <w:p>
-      <w:pPr>
-        <w:numPr>
-          <w:ilvl w:val="0"/>
-          <w:numId w:val="34"/>
-        </w:numPr>
-        <w:pStyle w:val="Compact"/>
-      </w:pPr>
-      <w:r>
-        <w:rPr>
-          <w:b/>
-        </w:rPr>
-        <w:t xml:space="preserve">Control costs</w:t>
-      </w:r>
-      <w:r>
-        <w:t xml:space="preserve"> </w:t>
-      </w:r>
-      <w:r>
-        <w:t xml:space="preserve">— route narrow tasks to a faster, cheaper model.</w:t>
-      </w:r>
-    </w:p>
-    <w:p>
-      <w:pPr>
-        <w:pStyle w:val="FirstParagraph"/>
-      </w:pPr>
-      <w:r>
-        <w:t xml:space="preserve">Define a</w:t>
-      </w:r>
-      <w:r>
-        <w:t xml:space="preserve"> </w:t>
-      </w:r>
-      <w:r>
-        <w:rPr>
-          <w:i/>
-        </w:rPr>
-        <w:t xml:space="preserve">custom</w:t>
-      </w:r>
-      <w:r>
-        <w:t xml:space="preserve"> </w:t>
-      </w:r>
-      <w:r>
-        <w:t xml:space="preserve">sub agent when you keep spawning the same kind of worker with the same instructions.</w:t>
-      </w:r>
-    </w:p>
-    <w:p>
-      <w:pPr>
-        <w:pStyle w:val="Heading2"/>
-      </w:pPr>
-      <w:bookmarkStart w:id="36" w:name="hooks"/>
-      <w:r>
-        <w:t xml:space="preserve">3.3 Hooks</w:t>
-      </w:r>
-      <w:bookmarkEnd w:id="36"/>
-    </w:p>
-    <w:p>
-      <w:pPr>
-        <w:pStyle w:val="FirstParagraph"/>
-      </w:pPr>
-      <w:r>
-        <w:t xml:space="preserve">Hooks are shell commands that run automatically at defined points in Claude Code’s lifecycle.</w:t>
+        <w:t xml:space="preserve">SKILL.md vs CLAUDE.md. Both are Markdown instruction files, and both tell Claude how you want work done. The difference is when Claude loads them — and that difference decides which one you should reach for.</w:t>
       </w:r>
     </w:p>
     <w:tbl>
       <w:tblPr>
         <w:tblStyle w:val="Table"/>
-        <w:tblW w:type="pct" w:w="0.0"/>
+        <w:tblW w:type="pct" w:w="5000.0"/>
         <w:tblLook w:firstRow="1"/>
       </w:tblPr>
-      <w:tblGrid/>
+      <w:tblGrid>
+        <w:gridCol w:w="3960"/>
+        <w:gridCol w:w="3960"/>
+      </w:tblGrid>
       <w:tr>
         <w:trPr>
           <w:cnfStyle w:firstRow="1"/>
         </w:trPr>
         <w:tc>
           <w:tcPr>
+            <w:tcW w:w="3960" w:type="dxa"/>
+            <w:tcBorders>
+              <w:bottom w:val="single"/>
+            </w:tcBorders>
+            <w:vAlign w:val="bottom"/>
+          </w:tcPr>
+          <w:p>
+            <w:pPr>
+              <w:pStyle w:val="Compact"/>
+              <w:jc w:val="left"/>
+            </w:pPr>
+            <w:r>
+              <w:t xml:space="preserve">SKILL.md — loaded on demand</w:t>
+            </w:r>
+          </w:p>
+        </w:tc>
+        <w:tc>
+          <w:tcPr>
+            <w:tcW w:w="3960" w:type="dxa"/>
+            <w:tcBorders>
+              <w:bottom w:val="single"/>
+            </w:tcBorders>
+            <w:vAlign w:val="bottom"/>
+          </w:tcPr>
+          <w:p>
+            <w:pPr>
+              <w:pStyle w:val="Compact"/>
+              <w:jc w:val="left"/>
+            </w:pPr>
+            <w:r>
+              <w:t xml:space="preserve">CLAUDE.md — loaded every session</w:t>
+            </w:r>
+          </w:p>
+        </w:tc>
+      </w:tr>
+      <w:tr>
+        <w:tc>
+          <w:tcPr>
+            <w:tcW w:w="3960" w:type="dxa"/>
+          </w:tcPr>
+          <w:p>
+            <w:pPr>
+              <w:pStyle w:val="Compact"/>
+              <w:jc w:val="left"/>
+            </w:pPr>
+            <w:r>
+              <w:rPr/>
+              <w:t xml:space="preserve">Trigger: Claude reads the skill's name + description and loads the body only when the task matches.</w:t>
+            </w:r>
+          </w:p>
+        </w:tc>
+        <w:tc>
+          <w:tcPr>
+            <w:tcW w:w="3960" w:type="dxa"/>
+          </w:tcPr>
+          <w:p>
+            <w:pPr>
+              <w:pStyle w:val="Compact"/>
+              <w:jc w:val="left"/>
+            </w:pPr>
+            <w:r>
+              <w:t xml:space="preserve">Trigger: read automatically at the start of every session — always in context.</w:t>
+            </w:r>
+          </w:p>
+        </w:tc>
+      </w:tr>
+      <w:tr>
+        <w:tc>
+          <w:tcPr>
+            <w:tcW w:w="3960" w:type="dxa"/>
+          </w:tcPr>
+          <w:p>
+            <w:pPr>
+              <w:pStyle w:val="Compact"/>
+              <w:jc w:val="left"/>
+            </w:pPr>
+            <w:r>
+              <w:rPr/>
+              <w:t xml:space="preserve">Scope: one specialised capability — a workflow, an output format, a house standard.</w:t>
+            </w:r>
+          </w:p>
+        </w:tc>
+        <w:tc>
+          <w:tcPr>
+            <w:tcW w:w="3960" w:type="dxa"/>
+          </w:tcPr>
+          <w:p>
+            <w:pPr>
+              <w:pStyle w:val="Compact"/>
+              <w:jc w:val="left"/>
+            </w:pPr>
+            <w:r>
+              <w:t xml:space="preserve">Scope: project-wide facts — stack, conventions, commands to run, things not to do.</w:t>
+            </w:r>
+          </w:p>
+        </w:tc>
+      </w:tr>
+      <w:tr>
+        <w:tc>
+          <w:tcPr>
+            <w:tcW w:w="3960" w:type="dxa"/>
+          </w:tcPr>
+          <w:p>
+            <w:pPr>
+              <w:pStyle w:val="Compact"/>
+              <w:jc w:val="left"/>
+            </w:pPr>
+            <w:r>
+              <w:rPr/>
+              <w:t xml:space="preserve">Cost: costs no context until it fires, so you can keep dozens installed.</w:t>
+            </w:r>
+          </w:p>
+        </w:tc>
+        <w:tc>
+          <w:tcPr>
+            <w:tcW w:w="3960" w:type="dxa"/>
+          </w:tcPr>
+          <w:p>
+            <w:pPr>
+              <w:pStyle w:val="Compact"/>
+              <w:jc w:val="left"/>
+            </w:pPr>
+            <w:r>
+              <w:t xml:space="preserve">Cost: spends context on every single turn, so keep it tight and high-value.</w:t>
+            </w:r>
+          </w:p>
+        </w:tc>
+      </w:tr>
+      <w:tr>
+        <w:tc>
+          <w:tcPr>
+            <w:tcW w:w="3960" w:type="dxa"/>
+          </w:tcPr>
+          <w:p>
+            <w:pPr>
+              <w:pStyle w:val="Compact"/>
+              <w:jc w:val="left"/>
+            </w:pPr>
+            <w:r>
+              <w:rPr/>
+              <w:t xml:space="preserve">Lives in: .claude/skills/&lt;name&gt;/SKILL.md (or ~/.claude/skills/ for all projects).</w:t>
+            </w:r>
+          </w:p>
+        </w:tc>
+        <w:tc>
+          <w:tcPr>
+            <w:tcW w:w="3960" w:type="dxa"/>
+          </w:tcPr>
+          <w:p>
+            <w:pPr>
+              <w:pStyle w:val="Compact"/>
+              <w:jc w:val="left"/>
+            </w:pPr>
+            <w:r>
+              <w:t xml:space="preserve">Lives in: CLAUDE.md at the project root (or ~/.claude/CLAUDE.md for all projects).</w:t>
+            </w:r>
+          </w:p>
+        </w:tc>
+      </w:tr>
+    </w:tbl>
+    <w:p>
+      <w:pPr>
+        <w:pStyle w:val="BodyText"/>
+      </w:pPr>
+      <w:r>
+        <w:t xml:space="preserve">Rule of thumb: put stable project facts in CLAUDE.md; put specialised, occasional procedures in a skill. If you find yourself writing "when I ask you to do X, follow these ten steps" in CLAUDE.md, that is a skill trying to escape.</w:t>
+      </w:r>
+    </w:p>
+    <w:p>
+      <w:pPr>
+        <w:pStyle w:val="Heading2"/>
+      </w:pPr>
+      <w:bookmarkStart w:id="35" w:name="sub-agents"/>
+      <w:r>
+        <w:t xml:space="preserve">3.2 Sub Agents</w:t>
+      </w:r>
+      <w:bookmarkEnd w:id="35"/>
+    </w:p>
+    <w:p>
+      <w:pPr>
+        <w:pStyle w:val="FirstParagraph"/>
+      </w:pPr>
+      <w:r>
+        <w:t xml:space="preserve">Sub agents are specialised assistants with their own prompt, tools and context window. Delegate focused jobs — like security review or UX critique — to keep the main thread clean.</w:t>
+      </w:r>
+    </w:p>
+    <w:p>
+      <w:pPr>
+        <w:numPr>
+          <w:ilvl w:val="0"/>
+          <w:numId w:val="33"/>
+        </w:numPr>
+        <w:pStyle w:val="Compact"/>
+      </w:pPr>
+      <w:r>
+        <w:rPr>
+          <w:b/>
+        </w:rPr>
+        <w:t xml:space="preserve">Create</w:t>
+      </w:r>
+      <w:r>
+        <w:t xml:space="preserve"> </w:t>
+      </w:r>
+      <w:r>
+        <w:t xml:space="preserve">with</w:t>
+      </w:r>
+      <w:r>
+        <w:t xml:space="preserve"> </w:t>
+      </w:r>
+      <w:r>
+        <w:rPr>
+          <w:rStyle w:val="VerbatimChar"/>
+        </w:rPr>
+        <w:t xml:space="preserve">/agents</w:t>
+      </w:r>
+      <w:r>
+        <w:t xml:space="preserve">, then choose</w:t>
+      </w:r>
+      <w:r>
+        <w:t xml:space="preserve"> </w:t>
+      </w:r>
+      <w:r>
+        <w:rPr>
+          <w:b/>
+        </w:rPr>
+        <w:t xml:space="preserve">Project</w:t>
+      </w:r>
+      <w:r>
+        <w:t xml:space="preserve"> </w:t>
+      </w:r>
+      <w:r>
+        <w:t xml:space="preserve">to save under</w:t>
+      </w:r>
+      <w:r>
+        <w:t xml:space="preserve"> </w:t>
+      </w:r>
+      <w:r>
+        <w:rPr>
+          <w:rStyle w:val="VerbatimChar"/>
+        </w:rPr>
+        <w:t xml:space="preserve">.claude/agents/</w:t>
+      </w:r>
+      <w:r>
+        <w:t xml:space="preserve">.</w:t>
+      </w:r>
+    </w:p>
+    <w:p>
+      <w:pPr>
+        <w:numPr>
+          <w:ilvl w:val="0"/>
+          <w:numId w:val="33"/>
+        </w:numPr>
+        <w:pStyle w:val="Compact"/>
+      </w:pPr>
+      <w:r>
+        <w:rPr>
+          <w:b/>
+        </w:rPr>
+        <w:t xml:space="preserve">Give a clear role</w:t>
+      </w:r>
+      <w:r>
+        <w:t xml:space="preserve"> </w:t>
+      </w:r>
+      <w:r>
+        <w:t xml:space="preserve">— describe purpose, tools and when to invoke it.</w:t>
+      </w:r>
+    </w:p>
+    <w:p>
+      <w:pPr>
+        <w:numPr>
+          <w:ilvl w:val="0"/>
+          <w:numId w:val="33"/>
+        </w:numPr>
+        <w:pStyle w:val="Compact"/>
+      </w:pPr>
+      <w:r>
+        <w:rPr>
+          <w:b/>
+        </w:rPr>
+        <w:t xml:space="preserve">Isolated context</w:t>
+      </w:r>
+      <w:r>
+        <w:t xml:space="preserve"> </w:t>
+      </w:r>
+      <w:r>
+        <w:t xml:space="preserve">— each sub agent runs in its own context window.</w:t>
+      </w:r>
+    </w:p>
+    <w:p>
+      <w:pPr>
+        <w:pStyle w:val="FirstParagraph"/>
+      </w:pPr>
+      <w:r>
+        <w:rPr>
+          <w:b/>
+        </w:rPr>
+        <w:t xml:space="preserve">Why use sub agents?</w:t>
+      </w:r>
+      <w:r>
+        <w:t xml:space="preserve"> </w:t>
+      </w:r>
+      <w:r>
+        <w:t xml:space="preserve">Reach for one when a side task would flood your main conversation with search results, logs or file contents you won’t reference again. Sub agents help you:</w:t>
+      </w:r>
+    </w:p>
+    <w:p>
+      <w:pPr>
+        <w:numPr>
+          <w:ilvl w:val="0"/>
+          <w:numId w:val="34"/>
+        </w:numPr>
+        <w:pStyle w:val="Compact"/>
+      </w:pPr>
+      <w:r>
+        <w:rPr>
+          <w:b/>
+        </w:rPr>
+        <w:t xml:space="preserve">Preserve context</w:t>
+      </w:r>
+      <w:r>
+        <w:t xml:space="preserve"> </w:t>
+      </w:r>
+      <w:r>
+        <w:t xml:space="preserve">— exploration and logs stay in the sub agent’s own window; only the summary returns to your main conversation.</w:t>
+      </w:r>
+    </w:p>
+    <w:p>
+      <w:pPr>
+        <w:numPr>
+          <w:ilvl w:val="0"/>
+          <w:numId w:val="34"/>
+        </w:numPr>
+        <w:pStyle w:val="Compact"/>
+      </w:pPr>
+      <w:r>
+        <w:rPr>
+          <w:b/>
+        </w:rPr>
+        <w:t xml:space="preserve">Enforce constraints</w:t>
+      </w:r>
+      <w:r>
+        <w:t xml:space="preserve"> </w:t>
+      </w:r>
+      <w:r>
+        <w:t xml:space="preserve">— limit exactly which tools the sub agent may use.</w:t>
+      </w:r>
+    </w:p>
+    <w:p>
+      <w:pPr>
+        <w:numPr>
+          <w:ilvl w:val="0"/>
+          <w:numId w:val="34"/>
+        </w:numPr>
+        <w:pStyle w:val="Compact"/>
+      </w:pPr>
+      <w:r>
+        <w:rPr>
+          <w:b/>
+        </w:rPr>
+        <w:t xml:space="preserve">Reuse &amp; specialise</w:t>
+      </w:r>
+      <w:r>
+        <w:t xml:space="preserve"> </w:t>
+      </w:r>
+      <w:r>
+        <w:t xml:space="preserve">— reuse configurations across projects (user-level agents) and give each a focused system prompt for its domain.</w:t>
+      </w:r>
+    </w:p>
+    <w:p>
+      <w:pPr>
+        <w:numPr>
+          <w:ilvl w:val="0"/>
+          <w:numId w:val="34"/>
+        </w:numPr>
+        <w:pStyle w:val="Compact"/>
+      </w:pPr>
+      <w:r>
+        <w:rPr>
+          <w:b/>
+        </w:rPr>
+        <w:t xml:space="preserve">Control costs</w:t>
+      </w:r>
+      <w:r>
+        <w:t xml:space="preserve"> </w:t>
+      </w:r>
+      <w:r>
+        <w:t xml:space="preserve">— route narrow tasks to a faster, cheaper model.</w:t>
+      </w:r>
+    </w:p>
+    <w:p>
+      <w:pPr>
+        <w:pStyle w:val="FirstParagraph"/>
+      </w:pPr>
+      <w:r>
+        <w:t xml:space="preserve">Define a</w:t>
+      </w:r>
+      <w:r>
+        <w:t xml:space="preserve"> </w:t>
+      </w:r>
+      <w:r>
+        <w:rPr>
+          <w:i/>
+        </w:rPr>
+        <w:t xml:space="preserve">custom</w:t>
+      </w:r>
+      <w:r>
+        <w:t xml:space="preserve"> </w:t>
+      </w:r>
+      <w:r>
+        <w:t xml:space="preserve">sub agent when you keep spawning the same kind of worker with the same instructions.</w:t>
+      </w:r>
+    </w:p>
+    <w:p>
+      <w:pPr>
+        <w:pStyle w:val="Heading2"/>
+      </w:pPr>
+      <w:bookmarkStart w:id="36" w:name="hooks"/>
+      <w:r>
+        <w:t xml:space="preserve">3.3 Hooks</w:t>
+      </w:r>
+      <w:bookmarkEnd w:id="36"/>
+    </w:p>
+    <w:p>
+      <w:pPr>
+        <w:pStyle w:val="FirstParagraph"/>
+      </w:pPr>
+      <w:r>
+        <w:t xml:space="preserve">Hooks are shell commands that run automatically at defined points in Claude Code’s lifecycle.</w:t>
+      </w:r>
+    </w:p>
+    <w:tbl>
+      <w:tblPr>
+        <w:tblStyle w:val="Table"/>
+        <w:tblW w:type="pct" w:w="5000.0"/>
+        <w:tblLook w:firstRow="1"/>
+      </w:tblPr>
+      <w:tblGrid>
+        <w:gridCol w:w="2200"/>
+        <w:gridCol w:w="5720"/>
+      </w:tblGrid>
+      <w:tr>
+        <w:trPr>
+          <w:cnfStyle w:firstRow="1"/>
+        </w:trPr>
+        <w:tc>
+          <w:tcPr>
+            <w:tcW w:w="2200" w:type="dxa"/>
             <w:tcBorders>
               <w:bottom w:val="single"/>
             </w:tcBorders>
@@ -7309,6 +7815,7 @@
         </w:tc>
         <w:tc>
           <w:tcPr>
+            <w:tcW w:w="5720" w:type="dxa"/>
             <w:tcBorders>
               <w:bottom w:val="single"/>
             </w:tcBorders>
@@ -7327,6 +7834,9 @@
       </w:tr>
       <w:tr>
         <w:tc>
+          <w:tcPr>
+            <w:tcW w:w="2200" w:type="dxa"/>
+          </w:tcPr>
           <w:p>
             <w:pPr>
               <w:pStyle w:val="Compact"/>
@@ -7341,6 +7851,9 @@
           </w:p>
         </w:tc>
         <w:tc>
+          <w:tcPr>
+            <w:tcW w:w="5720" w:type="dxa"/>
+          </w:tcPr>
           <w:p>
             <w:pPr>
               <w:pStyle w:val="Compact"/>
@@ -7354,6 +7867,9 @@
       </w:tr>
       <w:tr>
         <w:tc>
+          <w:tcPr>
+            <w:tcW w:w="2200" w:type="dxa"/>
+          </w:tcPr>
           <w:p>
             <w:pPr>
               <w:pStyle w:val="Compact"/>
@@ -7368,6 +7884,9 @@
           </w:p>
         </w:tc>
         <w:tc>
+          <w:tcPr>
+            <w:tcW w:w="5720" w:type="dxa"/>
+          </w:tcPr>
           <w:p>
             <w:pPr>
               <w:pStyle w:val="Compact"/>
@@ -7381,6 +7900,9 @@
       </w:tr>
       <w:tr>
         <w:tc>
+          <w:tcPr>
+            <w:tcW w:w="2200" w:type="dxa"/>
+          </w:tcPr>
           <w:p>
             <w:pPr>
               <w:pStyle w:val="Compact"/>
@@ -7395,6 +7917,9 @@
           </w:p>
         </w:tc>
         <w:tc>
+          <w:tcPr>
+            <w:tcW w:w="5720" w:type="dxa"/>
+          </w:tcPr>
           <w:p>
             <w:pPr>
               <w:pStyle w:val="Compact"/>
@@ -7408,6 +7933,9 @@
       </w:tr>
       <w:tr>
         <w:tc>
+          <w:tcPr>
+            <w:tcW w:w="2200" w:type="dxa"/>
+          </w:tcPr>
           <w:p>
             <w:pPr>
               <w:pStyle w:val="Compact"/>
@@ -7422,6 +7950,9 @@
           </w:p>
         </w:tc>
         <w:tc>
+          <w:tcPr>
+            <w:tcW w:w="5720" w:type="dxa"/>
+          </w:tcPr>
           <w:p>
             <w:pPr>
               <w:pStyle w:val="Compact"/>
@@ -9311,24 +9842,506 @@
         <w:pStyle w:val="Heading2"/>
       </w:pPr>
       <w:bookmarkStart w:id="48" w:name="quick-command-reference"/>
-      <w:r>
-        <w:t xml:space="preserve">Quick Command Reference</w:t>
-      </w:r>
       <w:bookmarkEnd w:id="48"/>
+      <w:r>
+        <w:t xml:space="preserve">Key Concepts Summary — What Triggers What</w:t>
+      </w:r>
+    </w:p>
+    <w:p>
+      <w:pPr>
+        <w:pStyle w:val="FirstParagraph"/>
+      </w:pPr>
+      <w:r>
+        <w:t xml:space="preserve">Claude Code can be extended in six ways. They differ mainly in what makes Claude load them: some are always present, some are pulled in only when relevant, some you fire yourself, and some are fired by an event or by another agent. Choosing the right mechanism is mostly a question of matching the trigger to the job.</w:t>
+      </w:r>
     </w:p>
     <w:tbl>
       <w:tblPr>
         <w:tblStyle w:val="Table"/>
-        <w:tblW w:type="pct" w:w="0.0"/>
+        <w:tblW w:type="pct" w:w="5000.0"/>
         <w:tblLook w:firstRow="1"/>
       </w:tblPr>
-      <w:tblGrid/>
+      <w:tblGrid>
+        <w:gridCol w:w="2200"/>
+        <w:gridCol w:w="5720"/>
+      </w:tblGrid>
       <w:tr>
         <w:trPr>
           <w:cnfStyle w:firstRow="1"/>
         </w:trPr>
         <w:tc>
           <w:tcPr>
+            <w:tcW w:w="2200" w:type="dxa"/>
+            <w:tcBorders>
+              <w:bottom w:val="single"/>
+            </w:tcBorders>
+            <w:vAlign w:val="bottom"/>
+          </w:tcPr>
+          <w:p>
+            <w:pPr>
+              <w:pStyle w:val="Compact"/>
+              <w:jc w:val="left"/>
+            </w:pPr>
+            <w:r>
+              <w:t xml:space="preserve">Mechanism</w:t>
+            </w:r>
+          </w:p>
+        </w:tc>
+        <w:tc>
+          <w:tcPr>
+            <w:tcW w:w="5720" w:type="dxa"/>
+            <w:tcBorders>
+              <w:bottom w:val="single"/>
+            </w:tcBorders>
+            <w:vAlign w:val="bottom"/>
+          </w:tcPr>
+          <w:p>
+            <w:pPr>
+              <w:pStyle w:val="Compact"/>
+              <w:jc w:val="left"/>
+            </w:pPr>
+            <w:r>
+              <w:t xml:space="preserve">Trigger — when it loads / runs</w:t>
+            </w:r>
+          </w:p>
+        </w:tc>
+      </w:tr>
+      <w:tr>
+        <w:tc>
+          <w:tcPr>
+            <w:tcW w:w="2200" w:type="dxa"/>
+          </w:tcPr>
+          <w:p>
+            <w:pPr>
+              <w:pStyle w:val="Compact"/>
+              <w:jc w:val="left"/>
+            </w:pPr>
+            <w:r>
+              <w:rPr/>
+              <w:t xml:space="preserve">CLAUDE.md</w:t>
+            </w:r>
+          </w:p>
+        </w:tc>
+        <w:tc>
+          <w:tcPr>
+            <w:tcW w:w="5720" w:type="dxa"/>
+          </w:tcPr>
+          <w:p>
+            <w:pPr>
+              <w:pStyle w:val="Compact"/>
+              <w:jc w:val="left"/>
+            </w:pPr>
+            <w:r>
+              <w:t xml:space="preserve">Every session. Project memory, read automatically at the start of each session, so it is always in context. Generate with /init and keep it short and high-signal.</w:t>
+            </w:r>
+          </w:p>
+        </w:tc>
+      </w:tr>
+      <w:tr>
+        <w:tc>
+          <w:tcPr>
+            <w:tcW w:w="2200" w:type="dxa"/>
+          </w:tcPr>
+          <w:p>
+            <w:pPr>
+              <w:pStyle w:val="Compact"/>
+              <w:jc w:val="left"/>
+            </w:pPr>
+            <w:r>
+              <w:rPr/>
+              <w:t xml:space="preserve">Skills (SKILL.md)</w:t>
+            </w:r>
+          </w:p>
+        </w:tc>
+        <w:tc>
+          <w:tcPr>
+            <w:tcW w:w="5720" w:type="dxa"/>
+          </w:tcPr>
+          <w:p>
+            <w:pPr>
+              <w:pStyle w:val="Compact"/>
+              <w:jc w:val="left"/>
+            </w:pPr>
+            <w:r>
+              <w:t xml:space="preserve">On demand. Claude matches the skill's name and description against the task and loads it only when relevant — so it costs no context until it fires.</w:t>
+            </w:r>
+          </w:p>
+        </w:tc>
+      </w:tr>
+      <w:tr>
+        <w:tc>
+          <w:tcPr>
+            <w:tcW w:w="2200" w:type="dxa"/>
+          </w:tcPr>
+          <w:p>
+            <w:pPr>
+              <w:pStyle w:val="Compact"/>
+              <w:jc w:val="left"/>
+            </w:pPr>
+            <w:r>
+              <w:rPr/>
+              <w:t xml:space="preserve">Tools (built-in &amp; MCP)</w:t>
+            </w:r>
+          </w:p>
+        </w:tc>
+        <w:tc>
+          <w:tcPr>
+            <w:tcW w:w="5720" w:type="dxa"/>
+          </w:tcPr>
+          <w:p>
+            <w:pPr>
+              <w:pStyle w:val="Compact"/>
+              <w:jc w:val="left"/>
+            </w:pPr>
+            <w:r>
+              <w:t xml:space="preserve">On demand. Claude invokes tools itself during the agentic loop whenever the job needs them — reading files, searching, running commands, driving a browser via MCP.</w:t>
+            </w:r>
+          </w:p>
+        </w:tc>
+      </w:tr>
+      <w:tr>
+        <w:tc>
+          <w:tcPr>
+            <w:tcW w:w="2200" w:type="dxa"/>
+          </w:tcPr>
+          <w:p>
+            <w:pPr>
+              <w:pStyle w:val="Compact"/>
+              <w:jc w:val="left"/>
+            </w:pPr>
+            <w:r>
+              <w:rPr/>
+              <w:t xml:space="preserve">Slash commands</w:t>
+            </w:r>
+          </w:p>
+        </w:tc>
+        <w:tc>
+          <w:tcPr>
+            <w:tcW w:w="5720" w:type="dxa"/>
+          </w:tcPr>
+          <w:p>
+            <w:pPr>
+              <w:pStyle w:val="Compact"/>
+              <w:jc w:val="left"/>
+            </w:pPr>
+            <w:r>
+              <w:t xml:space="preserve">Manually. Reusable prompts saved in .claude/commands/; they run only when you type /&lt;name&gt; yourself. Use them for multi-step workflows you repeat.</w:t>
+            </w:r>
+          </w:p>
+        </w:tc>
+      </w:tr>
+      <w:tr>
+        <w:tc>
+          <w:tcPr>
+            <w:tcW w:w="2200" w:type="dxa"/>
+          </w:tcPr>
+          <w:p>
+            <w:pPr>
+              <w:pStyle w:val="Compact"/>
+              <w:jc w:val="left"/>
+            </w:pPr>
+            <w:r>
+              <w:rPr/>
+              <w:t xml:space="preserve">Hooks</w:t>
+            </w:r>
+          </w:p>
+        </w:tc>
+        <w:tc>
+          <w:tcPr>
+            <w:tcW w:w="5720" w:type="dxa"/>
+          </w:tcPr>
+          <w:p>
+            <w:pPr>
+              <w:pStyle w:val="Compact"/>
+              <w:jc w:val="left"/>
+            </w:pPr>
+            <w:r>
+              <w:t xml:space="preserve">By event. Shell commands configured in .claude/settings.json that fire deterministically at lifecycle events (PreToolUse, PostToolUse, Notification, Stop) — they always run, rather than relying on the model to choose to.</w:t>
+            </w:r>
+          </w:p>
+        </w:tc>
+      </w:tr>
+      <w:tr>
+        <w:tc>
+          <w:tcPr>
+            <w:tcW w:w="2200" w:type="dxa"/>
+          </w:tcPr>
+          <w:p>
+            <w:pPr>
+              <w:pStyle w:val="Compact"/>
+              <w:jc w:val="left"/>
+            </w:pPr>
+            <w:r>
+              <w:rPr/>
+              <w:t xml:space="preserve">Sub agents</w:t>
+            </w:r>
+          </w:p>
+        </w:tc>
+        <w:tc>
+          <w:tcPr>
+            <w:tcW w:w="5720" w:type="dxa"/>
+          </w:tcPr>
+          <w:p>
+            <w:pPr>
+              <w:pStyle w:val="Compact"/>
+              <w:jc w:val="left"/>
+            </w:pPr>
+            <w:r>
+              <w:t xml:space="preserve">By delegation. Specialised assistants with their own prompt, tools and context window, spawned when the main agent delegates a focused job and reports only the summary back.</w:t>
+            </w:r>
+          </w:p>
+        </w:tc>
+      </w:tr>
+    </w:tbl>
+    <w:p>
+      <w:pPr>
+        <w:pStyle w:val="BodyText"/>
+      </w:pPr>
+      <w:r>
+        <w:t xml:space="preserve">Why it matters: anything loaded every session competes for the context window. Keep CLAUDE.md tight, and push specialised or occasional procedures out into skills, commands, hooks and sub agents — so Claude carries only what the current task actually needs.</w:t>
+      </w:r>
+    </w:p>
+    <w:p>
+      <w:pPr>
+        <w:spacing w:before="480" w:after="240"/>
+        <w:jc w:val="center"/>
+      </w:pPr>
+    </w:p>
+    <w:p>
+      <w:pPr>
+        <w:pStyle w:val="Heading2"/>
+      </w:pPr>
+      <w:bookmarkStart w:id="48" w:name="quick-command-reference"/>
+      <w:bookmarkEnd w:id="48"/>
+      <w:r>
+        <w:t xml:space="preserve">Lab Materials</w:t>
+      </w:r>
+    </w:p>
+    <w:p>
+      <w:pPr>
+        <w:pStyle w:val="FirstParagraph"/>
+      </w:pPr>
+      <w:r>
+        <w:t xml:space="preserve">The hands-on labs are maintained in their own repository so you can clone them and keep working after class. Each lab folder contains a README that indexes its parts, and every step gives you the exact prompt to paste, what you should see, and a checkpoint to confirm before moving on.</w:t>
+      </w:r>
+    </w:p>
+    <w:tbl>
+      <w:tblPr>
+        <w:tblStyle w:val="Table"/>
+        <w:tblW w:type="pct" w:w="5000.0"/>
+        <w:tblLook w:firstRow="1"/>
+      </w:tblPr>
+      <w:tblGrid>
+        <w:gridCol w:w="2200"/>
+        <w:gridCol w:w="5720"/>
+      </w:tblGrid>
+      <w:tr>
+        <w:trPr>
+          <w:cnfStyle w:firstRow="1"/>
+        </w:trPr>
+        <w:tc>
+          <w:tcPr>
+            <w:tcW w:w="2200" w:type="dxa"/>
+            <w:tcBorders>
+              <w:bottom w:val="single"/>
+            </w:tcBorders>
+            <w:vAlign w:val="bottom"/>
+          </w:tcPr>
+          <w:p>
+            <w:pPr>
+              <w:pStyle w:val="Compact"/>
+              <w:jc w:val="left"/>
+            </w:pPr>
+            <w:r>
+              <w:t xml:space="preserve">Lab</w:t>
+            </w:r>
+          </w:p>
+        </w:tc>
+        <w:tc>
+          <w:tcPr>
+            <w:tcW w:w="5720" w:type="dxa"/>
+            <w:tcBorders>
+              <w:bottom w:val="single"/>
+            </w:tcBorders>
+            <w:vAlign w:val="bottom"/>
+          </w:tcPr>
+          <w:p>
+            <w:pPr>
+              <w:pStyle w:val="Compact"/>
+              <w:jc w:val="left"/>
+            </w:pPr>
+            <w:r>
+              <w:t xml:space="preserve">What you build</w:t>
+            </w:r>
+          </w:p>
+        </w:tc>
+      </w:tr>
+      <w:tr>
+        <w:tc>
+          <w:tcPr>
+            <w:tcW w:w="2200" w:type="dxa"/>
+          </w:tcPr>
+          <w:p>
+            <w:pPr>
+              <w:pStyle w:val="Compact"/>
+              <w:jc w:val="left"/>
+            </w:pPr>
+            <w:r>
+              <w:rPr/>
+              <w:t xml:space="preserve">Lab 1 — labs/lab1-seven-steps/</w:t>
+            </w:r>
+          </w:p>
+        </w:tc>
+        <w:tc>
+          <w:tcPr>
+            <w:tcW w:w="5720" w:type="dxa"/>
+          </w:tcPr>
+          <w:p>
+            <w:pPr>
+              <w:pStyle w:val="Compact"/>
+              <w:jc w:val="left"/>
+            </w:pPr>
+            <w:r>
+              <w:t xml:space="preserve">Topic 1. The 7-step build workflow end to end: goal &amp; features, plan mode, execute, /init context, commit to GitHub, GitHub Pages deployment and CI/CD. Includes a finished reference site and three sample sites (bridal booking, interior design, lead generator).</w:t>
+            </w:r>
+          </w:p>
+        </w:tc>
+      </w:tr>
+      <w:tr>
+        <w:tc>
+          <w:tcPr>
+            <w:tcW w:w="2200" w:type="dxa"/>
+          </w:tcPr>
+          <w:p>
+            <w:pPr>
+              <w:pStyle w:val="Compact"/>
+              <w:jc w:val="left"/>
+            </w:pPr>
+            <w:r>
+              <w:rPr/>
+              <w:t xml:space="preserve">Lab 1b — labs/lab1b-commands-mcp/</w:t>
+            </w:r>
+          </w:p>
+        </w:tc>
+        <w:tc>
+          <w:tcPr>
+            <w:tcW w:w="5720" w:type="dxa"/>
+          </w:tcPr>
+          <w:p>
+            <w:pPr>
+              <w:pStyle w:val="Compact"/>
+              <w:jc w:val="left"/>
+            </w:pPr>
+            <w:r>
+              <w:t xml:space="preserve">Topic 2. Build a /publish custom slash command that scans for secrets, pushes, deploys and updates the README; install Playwright MCP and use it to screenshot the live site into the README, then fold that step back into the command.</w:t>
+            </w:r>
+          </w:p>
+        </w:tc>
+      </w:tr>
+      <w:tr>
+        <w:tc>
+          <w:tcPr>
+            <w:tcW w:w="2200" w:type="dxa"/>
+          </w:tcPr>
+          <w:p>
+            <w:pPr>
+              <w:pStyle w:val="Compact"/>
+              <w:jc w:val="left"/>
+            </w:pPr>
+            <w:r>
+              <w:rPr/>
+              <w:t xml:space="preserve">Lab 2 — labs/lab2-skills/</w:t>
+            </w:r>
+          </w:p>
+        </w:tc>
+        <w:tc>
+          <w:tcPr>
+            <w:tcW w:w="5720" w:type="dxa"/>
+          </w:tcPr>
+          <w:p>
+            <w:pPr>
+              <w:pStyle w:val="Compact"/>
+              <w:jc w:val="left"/>
+            </w:pPr>
+            <w:r>
+              <w:t xml:space="preserve">Topic 3. Install the cybersecurity-analyst, agent-kanban and ui-ux-pro-max skills at project level, then use them to harden, plan and redesign the Lab 1 website in a green visual identity.</w:t>
+            </w:r>
+          </w:p>
+        </w:tc>
+      </w:tr>
+      <w:tr>
+        <w:tc>
+          <w:tcPr>
+            <w:tcW w:w="2200" w:type="dxa"/>
+          </w:tcPr>
+          <w:p>
+            <w:pPr>
+              <w:pStyle w:val="Compact"/>
+              <w:jc w:val="left"/>
+            </w:pPr>
+            <w:r>
+              <w:rPr/>
+              <w:t xml:space="preserve">Lab 3 — labs/lab3-hooks/</w:t>
+            </w:r>
+          </w:p>
+        </w:tc>
+        <w:tc>
+          <w:tcPr>
+            <w:tcW w:w="5720" w:type="dxa"/>
+          </w:tcPr>
+          <w:p>
+            <w:pPr>
+              <w:pStyle w:val="Compact"/>
+              <w:jc w:val="left"/>
+            </w:pPr>
+            <w:r>
+              <w:t xml:space="preserve">Topic 3. A Stop hook that pops a congratulations dialog, the floating WhatsApp widget with a guard hook, an add-task sub agent, a security-scan sub agent that writes security-scan.json, and /loop to re-scan on a schedule.</w:t>
+            </w:r>
+          </w:p>
+        </w:tc>
+      </w:tr>
+    </w:tbl>
+    <w:p>
+      <w:pPr>
+        <w:pStyle w:val="FirstParagraph"/>
+      </w:pPr>
+      <w:r>
+        <w:t>Labs repository: https://github.com/tertiarycourses/TGS-2025052468-Claude-Code</w:t>
+      </w:r>
+    </w:p>
+    <w:p>
+      <w:pPr>
+        <w:spacing w:before="480" w:after="240"/>
+        <w:jc w:val="center"/>
+      </w:pPr>
+    </w:p>
+    <w:p>
+      <w:pPr>
+        <w:pStyle w:val="Heading2"/>
+      </w:pPr>
+      <w:bookmarkStart w:id="48" w:name="quick-command-reference"/>
+      <w:r>
+        <w:t xml:space="preserve">Quick Command Reference</w:t>
+      </w:r>
+      <w:bookmarkEnd w:id="48"/>
+    </w:p>
+    <w:tbl>
+      <w:tblPr>
+        <w:tblStyle w:val="Table"/>
+        <w:tblW w:type="pct" w:w="5000.0"/>
+        <w:tblLook w:firstRow="1"/>
+      </w:tblPr>
+      <w:tblGrid>
+        <w:gridCol w:w="2640"/>
+        <w:gridCol w:w="5280"/>
+      </w:tblGrid>
+      <w:tr>
+        <w:trPr>
+          <w:cnfStyle w:firstRow="1"/>
+        </w:trPr>
+        <w:tc>
+          <w:tcPr>
+            <w:tcW w:w="2640" w:type="dxa"/>
             <w:tcBorders>
               <w:bottom w:val="single"/>
             </w:tcBorders>
@@ -9346,6 +10359,7 @@
         </w:tc>
         <w:tc>
           <w:tcPr>
+            <w:tcW w:w="5280" w:type="dxa"/>
             <w:tcBorders>
               <w:bottom w:val="single"/>
             </w:tcBorders>
@@ -9364,6 +10378,9 @@
       </w:tr>
       <w:tr>
         <w:tc>
+          <w:tcPr>
+            <w:tcW w:w="2640" w:type="dxa"/>
+          </w:tcPr>
           <w:p>
             <w:pPr>
               <w:pStyle w:val="Compact"/>
@@ -9378,6 +10395,9 @@
           </w:p>
         </w:tc>
         <w:tc>
+          <w:tcPr>
+            <w:tcW w:w="5280" w:type="dxa"/>
+          </w:tcPr>
           <w:p>
             <w:pPr>
               <w:pStyle w:val="Compact"/>
@@ -9391,6 +10411,9 @@
       </w:tr>
       <w:tr>
         <w:tc>
+          <w:tcPr>
+            <w:tcW w:w="2640" w:type="dxa"/>
+          </w:tcPr>
           <w:p>
             <w:pPr>
               <w:pStyle w:val="Compact"/>
@@ -9420,6 +10443,9 @@
           </w:p>
         </w:tc>
         <w:tc>
+          <w:tcPr>
+            <w:tcW w:w="5280" w:type="dxa"/>
+          </w:tcPr>
           <w:p>
             <w:pPr>
               <w:pStyle w:val="Compact"/>
@@ -9433,6 +10459,9 @@
       </w:tr>
       <w:tr>
         <w:tc>
+          <w:tcPr>
+            <w:tcW w:w="2640" w:type="dxa"/>
+          </w:tcPr>
           <w:p>
             <w:pPr>
               <w:pStyle w:val="Compact"/>
@@ -9447,6 +10476,9 @@
           </w:p>
         </w:tc>
         <w:tc>
+          <w:tcPr>
+            <w:tcW w:w="5280" w:type="dxa"/>
+          </w:tcPr>
           <w:p>
             <w:pPr>
               <w:pStyle w:val="Compact"/>
@@ -9475,6 +10507,9 @@
       </w:tr>
       <w:tr>
         <w:tc>
+          <w:tcPr>
+            <w:tcW w:w="2640" w:type="dxa"/>
+          </w:tcPr>
           <w:p>
             <w:pPr>
               <w:pStyle w:val="Compact"/>
@@ -9489,6 +10524,9 @@
           </w:p>
         </w:tc>
         <w:tc>
+          <w:tcPr>
+            <w:tcW w:w="5280" w:type="dxa"/>
+          </w:tcPr>
           <w:p>
             <w:pPr>
               <w:pStyle w:val="Compact"/>
@@ -9502,6 +10540,9 @@
       </w:tr>
       <w:tr>
         <w:tc>
+          <w:tcPr>
+            <w:tcW w:w="2640" w:type="dxa"/>
+          </w:tcPr>
           <w:p>
             <w:pPr>
               <w:pStyle w:val="Compact"/>
@@ -9516,6 +10557,9 @@
           </w:p>
         </w:tc>
         <w:tc>
+          <w:tcPr>
+            <w:tcW w:w="5280" w:type="dxa"/>
+          </w:tcPr>
           <w:p>
             <w:pPr>
               <w:pStyle w:val="Compact"/>
@@ -9529,6 +10573,9 @@
       </w:tr>
       <w:tr>
         <w:tc>
+          <w:tcPr>
+            <w:tcW w:w="2640" w:type="dxa"/>
+          </w:tcPr>
           <w:p>
             <w:pPr>
               <w:pStyle w:val="Compact"/>
@@ -9543,6 +10590,9 @@
           </w:p>
         </w:tc>
         <w:tc>
+          <w:tcPr>
+            <w:tcW w:w="5280" w:type="dxa"/>
+          </w:tcPr>
           <w:p>
             <w:pPr>
               <w:pStyle w:val="Compact"/>
@@ -9556,6 +10606,9 @@
       </w:tr>
       <w:tr>
         <w:tc>
+          <w:tcPr>
+            <w:tcW w:w="2640" w:type="dxa"/>
+          </w:tcPr>
           <w:p>
             <w:pPr>
               <w:pStyle w:val="Compact"/>
@@ -9570,6 +10623,9 @@
           </w:p>
         </w:tc>
         <w:tc>
+          <w:tcPr>
+            <w:tcW w:w="5280" w:type="dxa"/>
+          </w:tcPr>
           <w:p>
             <w:pPr>
               <w:pStyle w:val="Compact"/>
@@ -9583,6 +10639,9 @@
       </w:tr>
       <w:tr>
         <w:tc>
+          <w:tcPr>
+            <w:tcW w:w="2640" w:type="dxa"/>
+          </w:tcPr>
           <w:p>
             <w:pPr>
               <w:pStyle w:val="Compact"/>
@@ -9597,6 +10656,9 @@
           </w:p>
         </w:tc>
         <w:tc>
+          <w:tcPr>
+            <w:tcW w:w="5280" w:type="dxa"/>
+          </w:tcPr>
           <w:p>
             <w:pPr>
               <w:pStyle w:val="Compact"/>
@@ -9610,6 +10672,9 @@
       </w:tr>
       <w:tr>
         <w:tc>
+          <w:tcPr>
+            <w:tcW w:w="2640" w:type="dxa"/>
+          </w:tcPr>
           <w:p>
             <w:pPr>
               <w:pStyle w:val="Compact"/>
@@ -9624,6 +10689,9 @@
           </w:p>
         </w:tc>
         <w:tc>
+          <w:tcPr>
+            <w:tcW w:w="5280" w:type="dxa"/>
+          </w:tcPr>
           <w:p>
             <w:pPr>
               <w:pStyle w:val="Compact"/>
@@ -9637,6 +10705,9 @@
       </w:tr>
       <w:tr>
         <w:tc>
+          <w:tcPr>
+            <w:tcW w:w="2640" w:type="dxa"/>
+          </w:tcPr>
           <w:p>
             <w:pPr>
               <w:pStyle w:val="Compact"/>
@@ -9666,6 +10737,9 @@
           </w:p>
         </w:tc>
         <w:tc>
+          <w:tcPr>
+            <w:tcW w:w="5280" w:type="dxa"/>
+          </w:tcPr>
           <w:p>
             <w:pPr>
               <w:pStyle w:val="Compact"/>
@@ -9679,6 +10753,9 @@
       </w:tr>
       <w:tr>
         <w:tc>
+          <w:tcPr>
+            <w:tcW w:w="2640" w:type="dxa"/>
+          </w:tcPr>
           <w:p>
             <w:pPr>
               <w:pStyle w:val="Compact"/>
@@ -9693,6 +10770,9 @@
           </w:p>
         </w:tc>
         <w:tc>
+          <w:tcPr>
+            <w:tcW w:w="5280" w:type="dxa"/>
+          </w:tcPr>
           <w:p>
             <w:pPr>
               <w:pStyle w:val="Compact"/>
@@ -9706,6 +10786,9 @@
       </w:tr>
       <w:tr>
         <w:tc>
+          <w:tcPr>
+            <w:tcW w:w="2640" w:type="dxa"/>
+          </w:tcPr>
           <w:p>
             <w:pPr>
               <w:pStyle w:val="Compact"/>
@@ -9720,6 +10803,9 @@
           </w:p>
         </w:tc>
         <w:tc>
+          <w:tcPr>
+            <w:tcW w:w="5280" w:type="dxa"/>
+          </w:tcPr>
           <w:p>
             <w:pPr>
               <w:pStyle w:val="Compact"/>
@@ -9733,6 +10819,9 @@
       </w:tr>
       <w:tr>
         <w:tc>
+          <w:tcPr>
+            <w:tcW w:w="2640" w:type="dxa"/>
+          </w:tcPr>
           <w:p>
             <w:pPr>
               <w:pStyle w:val="Compact"/>
@@ -9747,6 +10836,9 @@
           </w:p>
         </w:tc>
         <w:tc>
+          <w:tcPr>
+            <w:tcW w:w="5280" w:type="dxa"/>
+          </w:tcPr>
           <w:p>
             <w:pPr>
               <w:pStyle w:val="Compact"/>
@@ -9760,6 +10852,9 @@
       </w:tr>
       <w:tr>
         <w:tc>
+          <w:tcPr>
+            <w:tcW w:w="2640" w:type="dxa"/>
+          </w:tcPr>
           <w:p>
             <w:pPr>
               <w:pStyle w:val="Compact"/>
@@ -9774,6 +10869,9 @@
           </w:p>
         </w:tc>
         <w:tc>
+          <w:tcPr>
+            <w:tcW w:w="5280" w:type="dxa"/>
+          </w:tcPr>
           <w:p>
             <w:pPr>
               <w:pStyle w:val="Compact"/>
@@ -9787,6 +10885,9 @@
       </w:tr>
       <w:tr>
         <w:tc>
+          <w:tcPr>
+            <w:tcW w:w="2640" w:type="dxa"/>
+          </w:tcPr>
           <w:p>
             <w:pPr>
               <w:pStyle w:val="Compact"/>
@@ -9801,6 +10902,9 @@
           </w:p>
         </w:tc>
         <w:tc>
+          <w:tcPr>
+            <w:tcW w:w="5280" w:type="dxa"/>
+          </w:tcPr>
           <w:p>
             <w:pPr>
               <w:pStyle w:val="Compact"/>
@@ -9814,6 +10918,9 @@
       </w:tr>
       <w:tr>
         <w:tc>
+          <w:tcPr>
+            <w:tcW w:w="2640" w:type="dxa"/>
+          </w:tcPr>
           <w:p>
             <w:pPr>
               <w:pStyle w:val="Compact"/>
@@ -9828,6 +10935,9 @@
           </w:p>
         </w:tc>
         <w:tc>
+          <w:tcPr>
+            <w:tcW w:w="5280" w:type="dxa"/>
+          </w:tcPr>
           <w:p>
             <w:pPr>
               <w:pStyle w:val="Compact"/>

--- a/courseware/LG-Agentic AI Applications with Claude Code.docx
+++ b/courseware/LG-Agentic AI Applications with Claude Code.docx
@@ -5611,7 +5611,7 @@
         <w:pStyle w:val="BodyText"/>
       </w:pPr>
       <w:r>
-        <w:t>User level vs project level — where each customisation lives. Every customisation can be stored at two levels. User level (~/.claude/) applies to ALL your projects; project level (&lt;project&gt;/.claude/) applies only to that ONE project and travels with it in git (slide 42):</w:t>
+        <w:t>User level vs project level — where each customisation lives. Every customisation can be stored at two levels. User level (~/.claude/) applies to ALL your projects; project level (&lt;project&gt;/.claude/) applies only to that ONE project and travels with it in git (slide 43):</w:t>
       </w:r>
     </w:p>
     <w:p>

--- a/courseware/LG-Agentic AI Applications with Claude Code.docx
+++ b/courseware/LG-Agentic AI Applications with Claude Code.docx
@@ -169,7 +169,7 @@
           <w:b/>
           <w:sz w:val="24"/>
         </w:rPr>
-        <w:t>Version 1.7</w:t>
+        <w:t>Version 1.8</w:t>
       </w:r>
     </w:p>
     <w:p>
@@ -697,6 +697,7 @@
           </w:tcPr>
           <w:p>
             <w:r>
+              <w:rPr/>
               <w:t xml:space="preserve">1.7</w:t>
             </w:r>
           </w:p>
@@ -707,6 +708,7 @@
           </w:tcPr>
           <w:p>
             <w:r>
+              <w:rPr/>
               <w:t xml:space="preserve">9 Sep 2026</w:t>
             </w:r>
           </w:p>
@@ -717,6 +719,7 @@
           </w:tcPr>
           <w:p>
             <w:r>
+              <w:rPr/>
               <w:t xml:space="preserve">Added the Lab Materials section describing the four restructured lab folders. Fixed table column widths so all comparison tables render both columns.</w:t>
             </w:r>
           </w:p>
@@ -727,7 +730,62 @@
           </w:tcPr>
           <w:p>
             <w:r>
+              <w:rPr/>
               <w:t xml:space="preserve">Tertiary Infotech Academy Pte Ltd</w:t>
+            </w:r>
+          </w:p>
+        </w:tc>
+      </w:tr>
+      <w:tr>
+        <w:tc>
+          <w:tcPr>
+            <w:tcW w:type="dxa" w:w="2340"/>
+          </w:tcPr>
+          <w:p>
+            <w:pPr/>
+            <w:r>
+              <w:rPr>
+                <w:rPr/>
+              </w:rPr>
+              <w:t>1.8</w:t>
+            </w:r>
+          </w:p>
+        </w:tc>
+        <w:tc>
+          <w:tcPr>
+            <w:tcW w:type="dxa" w:w="2340"/>
+          </w:tcPr>
+          <w:p>
+            <w:pPr/>
+            <w:r>
+              <w:rPr>
+                <w:rPr/>
+              </w:rPr>
+              <w:t>9 Sep 2026</w:t>
+            </w:r>
+          </w:p>
+        </w:tc>
+        <w:tc>
+          <w:tcPr>
+            <w:tcW w:type="dxa" w:w="2340"/>
+          </w:tcPr>
+          <w:p>
+            <w:r>
+              <w:t>Removed the final project and presentation requirement; retained the connected activities, deployment checks and assessment flow.</w:t>
+            </w:r>
+          </w:p>
+        </w:tc>
+        <w:tc>
+          <w:tcPr>
+            <w:tcW w:type="dxa" w:w="2340"/>
+          </w:tcPr>
+          <w:p>
+            <w:pPr/>
+            <w:r>
+              <w:rPr>
+                <w:rPr/>
+              </w:rPr>
+              <w:t>Tertiary Infotech Academy Pte Ltd</w:t>
             </w:r>
           </w:p>
         </w:tc>
@@ -751,12 +809,60 @@
       </w:r>
     </w:p>
     <w:p>
-      <w:r>
-        <w:fldChar w:fldCharType="begin"/>
-        <w:instrText xml:space="preserve">TOC \o "1-3" \h \z \u</w:instrText>
-        <w:fldChar w:fldCharType="separate"/>
-        <w:t>Right-click and choose “Update Field”, or press F9, to build the table of contents.</w:t>
-        <w:fldChar w:fldCharType="end"/>
+      <w:pPr>
+        <w:tabs>
+          <w:tab w:pos="9072" w:val="right" w:leader="dot"/>
+        </w:tabs>
+        <w:spacing w:after="60"/>
+      </w:pPr>
+      <w:r>
+        <w:rPr>
+          <w:rFonts w:ascii="Arial" w:hAnsi="Arial"/>
+          <w:b/>
+          <w:color w:val="333333"/>
+          <w:sz w:val="22"/>
+        </w:rPr>
+        <w:t>Topic 1 — Claude Code Fundamentals</w:t>
+        <w:tab/>
+        <w:t>5</w:t>
+      </w:r>
+    </w:p>
+    <w:p>
+      <w:pPr>
+        <w:tabs>
+          <w:tab w:pos="9072" w:val="right" w:leader="dot"/>
+        </w:tabs>
+        <w:spacing w:after="60"/>
+      </w:pPr>
+      <w:r>
+        <w:rPr>
+          <w:rFonts w:ascii="Arial" w:hAnsi="Arial"/>
+          <w:b/>
+          <w:color w:val="333333"/>
+          <w:sz w:val="22"/>
+        </w:rPr>
+        <w:t>Topic 2 — Tools and Commands</w:t>
+        <w:tab/>
+        <w:t>12</w:t>
+      </w:r>
+    </w:p>
+    <w:p>
+      <w:pPr>
+        <w:tabs>
+          <w:tab w:pos="9072" w:val="right" w:leader="dot"/>
+        </w:tabs>
+        <w:spacing w:after="60"/>
+      </w:pPr>
+      <w:r>
+        <w:rPr>
+          <w:rFonts w:ascii="Arial" w:hAnsi="Arial"/>
+          <w:b/>
+          <w:color w:val="333333"/>
+          <w:sz w:val="22"/>
+        </w:rPr>
+        <w:t>Topic 3 — Skills, Agents &amp; Hooks</w:t>
+        <w:tab/>
+        <w:t>15</w:t>
       </w:r>
     </w:p>
     <w:p>
@@ -9052,7 +9158,7 @@
       </w:pPr>
       <w:bookmarkStart w:id="43" w:name="activity-7-test-convert-present"/>
       <w:r>
-        <w:t xml:space="preserve">Activity 7 — Test, Convert &amp; Present</w:t>
+        <w:t>Activity 7 — Test, Optimise &amp; Deploy</w:t>
       </w:r>
       <w:bookmarkEnd w:id="43"/>
     </w:p>
@@ -9064,14 +9170,10 @@
         <w:rPr>
           <w:b/>
         </w:rPr>
-        <w:t xml:space="preserve">Goal:</w:t>
-      </w:r>
-      <w:r>
-        <w:t xml:space="preserve"> </w:t>
-      </w:r>
-      <w:r>
-        <w:t xml:space="preserve">Test the enquiry form, add a WhatsApp widget, run final checks and present your project.</w:t>
-      </w:r>
+        <w:t>Goal: Test the enquiry form, add a WhatsApp widget, run final checks, deploy the final version and verify the live site.</w:t>
+      </w:r>
+      <w:r/>
+      <w:r/>
     </w:p>
     <w:p>
       <w:pPr>
@@ -9324,510 +9426,6 @@
       </w:r>
       <w:r>
         <w:t xml:space="preserve">redeploy GitHub Pages.</w:t>
-      </w:r>
-    </w:p>
-    <w:p>
-      <w:pPr>
-        <w:numPr>
-          <w:ilvl w:val="0"/>
-          <w:numId w:val="38"/>
-        </w:numPr>
-      </w:pPr>
-      <w:r>
-        <w:rPr>
-          <w:b/>
-        </w:rPr>
-        <w:t xml:space="preserve">Prepare your capstone presentation.</w:t>
-      </w:r>
-      <w:r>
-        <w:t xml:space="preserve"> </w:t>
-      </w:r>
-      <w:r>
-        <w:t xml:space="preserve">Cover:</w:t>
-      </w:r>
-    </w:p>
-    <w:p>
-      <w:pPr>
-        <w:numPr>
-          <w:ilvl w:val="1"/>
-          <w:numId w:val="39"/>
-        </w:numPr>
-        <w:pStyle w:val="Compact"/>
-      </w:pPr>
-      <w:r>
-        <w:t xml:space="preserve">What you built and the live URL</w:t>
-      </w:r>
-    </w:p>
-    <w:p>
-      <w:pPr>
-        <w:numPr>
-          <w:ilvl w:val="1"/>
-          <w:numId w:val="39"/>
-        </w:numPr>
-        <w:pStyle w:val="Compact"/>
-      </w:pPr>
-      <w:r>
-        <w:t xml:space="preserve">The agentic loop and context techniques you used</w:t>
-      </w:r>
-    </w:p>
-    <w:p>
-      <w:pPr>
-        <w:numPr>
-          <w:ilvl w:val="1"/>
-          <w:numId w:val="39"/>
-        </w:numPr>
-        <w:pStyle w:val="Compact"/>
-      </w:pPr>
-      <w:r>
-        <w:t xml:space="preserve">Your</w:t>
-      </w:r>
-      <w:r>
-        <w:t xml:space="preserve"> </w:t>
-      </w:r>
-      <w:r>
-        <w:rPr>
-          <w:rStyle w:val="VerbatimChar"/>
-        </w:rPr>
-        <w:t xml:space="preserve">/gitpush</w:t>
-      </w:r>
-      <w:r>
-        <w:t xml:space="preserve"> </w:t>
-      </w:r>
-      <w:r>
-        <w:t xml:space="preserve">custom command</w:t>
-      </w:r>
-    </w:p>
-    <w:p>
-      <w:pPr>
-        <w:numPr>
-          <w:ilvl w:val="1"/>
-          <w:numId w:val="39"/>
-        </w:numPr>
-        <w:pStyle w:val="Compact"/>
-      </w:pPr>
-      <w:r>
-        <w:t xml:space="preserve">MCP tools (Playwright) and what you tested</w:t>
-      </w:r>
-    </w:p>
-    <w:p>
-      <w:pPr>
-        <w:numPr>
-          <w:ilvl w:val="1"/>
-          <w:numId w:val="39"/>
-        </w:numPr>
-        <w:pStyle w:val="Compact"/>
-      </w:pPr>
-      <w:r>
-        <w:t xml:space="preserve">Skills, sub agents and hooks you added</w:t>
-      </w:r>
-    </w:p>
-    <w:p>
-      <w:pPr>
-        <w:numPr>
-          <w:ilvl w:val="1"/>
-          <w:numId w:val="39"/>
-        </w:numPr>
-        <w:pStyle w:val="Compact"/>
-      </w:pPr>
-      <w:r>
-        <w:t xml:space="preserve">Security and lead-conversion improvements</w:t>
-      </w:r>
-    </w:p>
-    <w:p>
-      <w:pPr>
-        <w:numPr>
-          <w:ilvl w:val="0"/>
-          <w:numId w:val="38"/>
-        </w:numPr>
-      </w:pPr>
-      <w:r>
-        <w:rPr>
-          <w:b/>
-        </w:rPr>
-        <w:t xml:space="preserve">Present to the class.</w:t>
-      </w:r>
-    </w:p>
-    <w:p>
-      <w:r>
-        <w:pict>
-          <v:rect style="width:0;height:1.5pt" o:hralign="center" o:hrstd="t" o:hr="t"/>
-        </w:pict>
-      </w:r>
-    </w:p>
-    <w:p>
-      <w:pPr>
-        <w:pStyle w:val="Heading2"/>
-      </w:pPr>
-      <w:bookmarkStart w:id="45" w:name="capstone-project"/>
-      <w:r>
-        <w:t xml:space="preserve">Capstone Project</w:t>
-      </w:r>
-      <w:bookmarkEnd w:id="45"/>
-    </w:p>
-    <w:p>
-      <w:pPr>
-        <w:pStyle w:val="FirstParagraph"/>
-      </w:pPr>
-      <w:r>
-        <w:rPr>
-          <w:b/>
-        </w:rPr>
-        <w:t xml:space="preserve">Goal:</w:t>
-      </w:r>
-      <w:r>
-        <w:t xml:space="preserve"> </w:t>
-      </w:r>
-      <w:r>
-        <w:t xml:space="preserve">Create your</w:t>
-      </w:r>
-      <w:r>
-        <w:t xml:space="preserve"> </w:t>
-      </w:r>
-      <w:r>
-        <w:rPr>
-          <w:b/>
-        </w:rPr>
-        <w:t xml:space="preserve">own new project</w:t>
-      </w:r>
-      <w:r>
-        <w:t xml:space="preserve"> </w:t>
-      </w:r>
-      <w:r>
-        <w:t xml:space="preserve">with Claude Code using the</w:t>
-      </w:r>
-      <w:r>
-        <w:t xml:space="preserve"> </w:t>
-      </w:r>
-      <w:r>
-        <w:rPr>
-          <w:b/>
-        </w:rPr>
-        <w:t xml:space="preserve">7-step workflow</w:t>
-      </w:r>
-      <w:r>
-        <w:t xml:space="preserve">, then present it. Your project can be a</w:t>
-      </w:r>
-      <w:r>
-        <w:t xml:space="preserve"> </w:t>
-      </w:r>
-      <w:r>
-        <w:rPr>
-          <w:b/>
-        </w:rPr>
-        <w:t xml:space="preserve">website, a web tool, a full-stack app, or a mobile app</w:t>
-      </w:r>
-      <w:r>
-        <w:t xml:space="preserve">.</w:t>
-      </w:r>
-    </w:p>
-    <w:p>
-      <w:pPr>
-        <w:pStyle w:val="Heading3"/>
-      </w:pPr>
-      <w:bookmarkStart w:id="46" w:name="draft-your-build-prompt"/>
-      <w:r>
-        <w:t xml:space="preserve">Draft your build prompt</w:t>
-      </w:r>
-      <w:bookmarkEnd w:id="46"/>
-    </w:p>
-    <w:p>
-      <w:pPr>
-        <w:pStyle w:val="FirstParagraph"/>
-      </w:pPr>
-      <w:r>
-        <w:t xml:space="preserve">Not sure how to phrase it? Ask a chatbot (ChatGPT or Claude) to write your build prompt first, then paste the result into Claude Code:</w:t>
-      </w:r>
-    </w:p>
-    <w:p>
-      <w:pPr>
-        <w:pStyle w:val="SourceCode"/>
-      </w:pPr>
-      <w:r>
-        <w:rPr>
-          <w:rStyle w:val="VerbatimChar"/>
-        </w:rPr>
-        <w:t xml:space="preserve">Create a prompt to build a web app for [your idea]</w:t>
-      </w:r>
-      <w:r>
-        <w:br/>
-      </w:r>
-      <w:r>
-        <w:rPr>
-          <w:rStyle w:val="VerbatimChar"/>
-        </w:rPr>
-        <w:t xml:space="preserve">with the following features:</w:t>
-      </w:r>
-      <w:r>
-        <w:br/>
-      </w:r>
-      <w:r>
-        <w:rPr>
-          <w:rStyle w:val="VerbatimChar"/>
-        </w:rPr>
-        <w:t xml:space="preserve">  - [feature 1]</w:t>
-      </w:r>
-      <w:r>
-        <w:br/>
-      </w:r>
-      <w:r>
-        <w:rPr>
-          <w:rStyle w:val="VerbatimChar"/>
-        </w:rPr>
-        <w:t xml:space="preserve">  - [feature 2]</w:t>
-      </w:r>
-      <w:r>
-        <w:br/>
-      </w:r>
-      <w:r>
-        <w:rPr>
-          <w:rStyle w:val="VerbatimChar"/>
-        </w:rPr>
-        <w:t xml:space="preserve">  - [feature 3]</w:t>
-      </w:r>
-      <w:r>
-        <w:br/>
-      </w:r>
-      <w:r>
-        <w:rPr>
-          <w:rStyle w:val="VerbatimChar"/>
-        </w:rPr>
-        <w:t xml:space="preserve">It should be built in HTML / CSS / JavaScript.</w:t>
-      </w:r>
-      <w:r>
-        <w:br/>
-      </w:r>
-      <w:r>
-        <w:rPr>
-          <w:rStyle w:val="VerbatimChar"/>
-        </w:rPr>
-        <w:t xml:space="preserve">Output the prompt in markdown format.</w:t>
-      </w:r>
-    </w:p>
-    <w:p>
-      <w:pPr>
-        <w:pStyle w:val="Heading3"/>
-      </w:pPr>
-      <w:bookmarkStart w:id="47" w:name="step-by-step-8"/>
-      <w:r>
-        <w:t xml:space="preserve">Step-by-step</w:t>
-      </w:r>
-      <w:bookmarkEnd w:id="47"/>
-    </w:p>
-    <w:p>
-      <w:pPr>
-        <w:numPr>
-          <w:ilvl w:val="0"/>
-          <w:numId w:val="40"/>
-        </w:numPr>
-        <w:pStyle w:val="Compact"/>
-      </w:pPr>
-      <w:r>
-        <w:rPr>
-          <w:b/>
-        </w:rPr>
-        <w:t xml:space="preserve">Pick an idea</w:t>
-      </w:r>
-      <w:r>
-        <w:t xml:space="preserve"> </w:t>
-      </w:r>
-      <w:r>
-        <w:t xml:space="preserve">— decide what to build (website, web tool, full-stack or mobile app).</w:t>
-      </w:r>
-    </w:p>
-    <w:p>
-      <w:pPr>
-        <w:numPr>
-          <w:ilvl w:val="0"/>
-          <w:numId w:val="40"/>
-        </w:numPr>
-        <w:pStyle w:val="Compact"/>
-      </w:pPr>
-      <w:r>
-        <w:rPr>
-          <w:b/>
-        </w:rPr>
-        <w:t xml:space="preserve">Step 1 — Goal &amp; Features.</w:t>
-      </w:r>
-      <w:r>
-        <w:t xml:space="preserve"> </w:t>
-      </w:r>
-      <w:r>
-        <w:t xml:space="preserve">Draft a clear, detailed build prompt (use ChatGPT to help expand the idea).</w:t>
-      </w:r>
-    </w:p>
-    <w:p>
-      <w:pPr>
-        <w:numPr>
-          <w:ilvl w:val="0"/>
-          <w:numId w:val="40"/>
-        </w:numPr>
-        <w:pStyle w:val="Compact"/>
-      </w:pPr>
-      <w:r>
-        <w:rPr>
-          <w:b/>
-        </w:rPr>
-        <w:t xml:space="preserve">Step 2 — Plan Mode.</w:t>
-      </w:r>
-      <w:r>
-        <w:t xml:space="preserve"> </w:t>
-      </w:r>
-      <w:r>
-        <w:t xml:space="preserve">Let Claude plan the build (Shift+Tab) and review the plan.</w:t>
-      </w:r>
-    </w:p>
-    <w:p>
-      <w:pPr>
-        <w:numPr>
-          <w:ilvl w:val="0"/>
-          <w:numId w:val="40"/>
-        </w:numPr>
-        <w:pStyle w:val="Compact"/>
-      </w:pPr>
-      <w:r>
-        <w:rPr>
-          <w:b/>
-        </w:rPr>
-        <w:t xml:space="preserve">Step 3 — Execute (Bypass Permissions).</w:t>
-      </w:r>
-      <w:r>
-        <w:t xml:space="preserve"> </w:t>
-      </w:r>
-      <w:r>
-        <w:t xml:space="preserve">Approve the plan and let Claude build it.</w:t>
-      </w:r>
-    </w:p>
-    <w:p>
-      <w:pPr>
-        <w:numPr>
-          <w:ilvl w:val="0"/>
-          <w:numId w:val="40"/>
-        </w:numPr>
-        <w:pStyle w:val="Compact"/>
-      </w:pPr>
-      <w:r>
-        <w:rPr>
-          <w:b/>
-        </w:rPr>
-        <w:t xml:space="preserve">Step 4 — Context (</w:t>
-      </w:r>
-      <w:r>
-        <w:rPr>
-          <w:rStyle w:val="VerbatimChar"/>
-          <w:b/>
-        </w:rPr>
-        <w:t xml:space="preserve">/init</w:t>
-      </w:r>
-      <w:r>
-        <w:rPr>
-          <w:b/>
-        </w:rPr>
-        <w:t xml:space="preserve">).</w:t>
-      </w:r>
-      <w:r>
-        <w:t xml:space="preserve"> </w:t>
-      </w:r>
-      <w:r>
-        <w:t xml:space="preserve">Generate a</w:t>
-      </w:r>
-      <w:r>
-        <w:t xml:space="preserve"> </w:t>
-      </w:r>
-      <w:r>
-        <w:rPr>
-          <w:rStyle w:val="VerbatimChar"/>
-        </w:rPr>
-        <w:t xml:space="preserve">CLAUDE.md</w:t>
-      </w:r>
-      <w:r>
-        <w:t xml:space="preserve"> </w:t>
-      </w:r>
-      <w:r>
-        <w:t xml:space="preserve">for your project.</w:t>
-      </w:r>
-    </w:p>
-    <w:p>
-      <w:pPr>
-        <w:numPr>
-          <w:ilvl w:val="0"/>
-          <w:numId w:val="40"/>
-        </w:numPr>
-        <w:pStyle w:val="Compact"/>
-      </w:pPr>
-      <w:r>
-        <w:rPr>
-          <w:b/>
-        </w:rPr>
-        <w:t xml:space="preserve">Step 5 — Commit to GitHub.</w:t>
-      </w:r>
-      <w:r>
-        <w:t xml:space="preserve"> </w:t>
-      </w:r>
-      <w:r>
-        <w:t xml:space="preserve">Initialise git and push your code.</w:t>
-      </w:r>
-    </w:p>
-    <w:p>
-      <w:pPr>
-        <w:numPr>
-          <w:ilvl w:val="0"/>
-          <w:numId w:val="40"/>
-        </w:numPr>
-        <w:pStyle w:val="Compact"/>
-      </w:pPr>
-      <w:r>
-        <w:rPr>
-          <w:b/>
-        </w:rPr>
-        <w:t xml:space="preserve">Step 6 — Deployment.</w:t>
-      </w:r>
-      <w:r>
-        <w:t xml:space="preserve"> </w:t>
-      </w:r>
-      <w:r>
-        <w:t xml:space="preserve">Deploy your app (e.g. GitHub Pages for web projects).</w:t>
-      </w:r>
-    </w:p>
-    <w:p>
-      <w:pPr>
-        <w:numPr>
-          <w:ilvl w:val="0"/>
-          <w:numId w:val="40"/>
-        </w:numPr>
-        <w:pStyle w:val="Compact"/>
-      </w:pPr>
-      <w:r>
-        <w:rPr>
-          <w:b/>
-        </w:rPr>
-        <w:t xml:space="preserve">Step 7 — CI/CD.</w:t>
-      </w:r>
-      <w:r>
-        <w:t xml:space="preserve"> </w:t>
-      </w:r>
-      <w:r>
-        <w:t xml:space="preserve">Automate redeploys with GitHub Actions.</w:t>
-      </w:r>
-    </w:p>
-    <w:p>
-      <w:pPr>
-        <w:numPr>
-          <w:ilvl w:val="0"/>
-          <w:numId w:val="40"/>
-        </w:numPr>
-        <w:pStyle w:val="Compact"/>
-      </w:pPr>
-      <w:r>
-        <w:rPr>
-          <w:b/>
-        </w:rPr>
-        <w:t xml:space="preserve">Present</w:t>
-      </w:r>
-      <w:r>
-        <w:t xml:space="preserve"> </w:t>
-      </w:r>
-      <w:r>
-        <w:t xml:space="preserve">— demo your project and walk through how you built it with Claude Code.</w:t>
       </w:r>
     </w:p>
     <w:p>
@@ -10341,11 +9939,15 @@
         </w:trPr>
         <w:tc>
           <w:tcPr>
-            <w:tcW w:w="2640" w:type="dxa"/>
+            <w:tcW w:w="3096" w:type="dxa"/>
             <w:tcBorders>
               <w:bottom w:val="single"/>
             </w:tcBorders>
             <w:vAlign w:val="bottom"/>
+            <w:tcMar>
+              <w:left w:w="100" w:type="dxa"/>
+              <w:right w:w="100" w:type="dxa"/>
+            </w:tcMar>
           </w:tcPr>
           <w:p>
             <w:pPr>
@@ -10359,11 +9961,15 @@
         </w:tc>
         <w:tc>
           <w:tcPr>
-            <w:tcW w:w="5280" w:type="dxa"/>
+            <w:tcW w:w="4824" w:type="dxa"/>
             <w:tcBorders>
               <w:bottom w:val="single"/>
             </w:tcBorders>
             <w:vAlign w:val="bottom"/>
+            <w:tcMar>
+              <w:left w:w="100" w:type="dxa"/>
+              <w:right w:w="100" w:type="dxa"/>
+            </w:tcMar>
           </w:tcPr>
           <w:p>
             <w:pPr>
@@ -10379,7 +9985,11 @@
       <w:tr>
         <w:tc>
           <w:tcPr>
-            <w:tcW w:w="2640" w:type="dxa"/>
+            <w:tcW w:w="3096" w:type="dxa"/>
+            <w:tcMar>
+              <w:left w:w="100" w:type="dxa"/>
+              <w:right w:w="100" w:type="dxa"/>
+            </w:tcMar>
           </w:tcPr>
           <w:p>
             <w:pPr>
@@ -10396,7 +10006,11 @@
         </w:tc>
         <w:tc>
           <w:tcPr>
-            <w:tcW w:w="5280" w:type="dxa"/>
+            <w:tcW w:w="4824" w:type="dxa"/>
+            <w:tcMar>
+              <w:left w:w="100" w:type="dxa"/>
+              <w:right w:w="100" w:type="dxa"/>
+            </w:tcMar>
           </w:tcPr>
           <w:p>
             <w:pPr>
@@ -10412,7 +10026,11 @@
       <w:tr>
         <w:tc>
           <w:tcPr>
-            <w:tcW w:w="2640" w:type="dxa"/>
+            <w:tcW w:w="3096" w:type="dxa"/>
+            <w:tcMar>
+              <w:left w:w="100" w:type="dxa"/>
+              <w:right w:w="100" w:type="dxa"/>
+            </w:tcMar>
           </w:tcPr>
           <w:p>
             <w:pPr>
@@ -10444,7 +10062,11 @@
         </w:tc>
         <w:tc>
           <w:tcPr>
-            <w:tcW w:w="5280" w:type="dxa"/>
+            <w:tcW w:w="4824" w:type="dxa"/>
+            <w:tcMar>
+              <w:left w:w="100" w:type="dxa"/>
+              <w:right w:w="100" w:type="dxa"/>
+            </w:tcMar>
           </w:tcPr>
           <w:p>
             <w:pPr>
@@ -10460,7 +10082,11 @@
       <w:tr>
         <w:tc>
           <w:tcPr>
-            <w:tcW w:w="2640" w:type="dxa"/>
+            <w:tcW w:w="3096" w:type="dxa"/>
+            <w:tcMar>
+              <w:left w:w="100" w:type="dxa"/>
+              <w:right w:w="100" w:type="dxa"/>
+            </w:tcMar>
           </w:tcPr>
           <w:p>
             <w:pPr>
@@ -10477,7 +10103,11 @@
         </w:tc>
         <w:tc>
           <w:tcPr>
-            <w:tcW w:w="5280" w:type="dxa"/>
+            <w:tcW w:w="4824" w:type="dxa"/>
+            <w:tcMar>
+              <w:left w:w="100" w:type="dxa"/>
+              <w:right w:w="100" w:type="dxa"/>
+            </w:tcMar>
           </w:tcPr>
           <w:p>
             <w:pPr>
@@ -10508,7 +10138,11 @@
       <w:tr>
         <w:tc>
           <w:tcPr>
-            <w:tcW w:w="2640" w:type="dxa"/>
+            <w:tcW w:w="3096" w:type="dxa"/>
+            <w:tcMar>
+              <w:left w:w="100" w:type="dxa"/>
+              <w:right w:w="100" w:type="dxa"/>
+            </w:tcMar>
           </w:tcPr>
           <w:p>
             <w:pPr>
@@ -10525,7 +10159,11 @@
         </w:tc>
         <w:tc>
           <w:tcPr>
-            <w:tcW w:w="5280" w:type="dxa"/>
+            <w:tcW w:w="4824" w:type="dxa"/>
+            <w:tcMar>
+              <w:left w:w="100" w:type="dxa"/>
+              <w:right w:w="100" w:type="dxa"/>
+            </w:tcMar>
           </w:tcPr>
           <w:p>
             <w:pPr>
@@ -10541,7 +10179,11 @@
       <w:tr>
         <w:tc>
           <w:tcPr>
-            <w:tcW w:w="2640" w:type="dxa"/>
+            <w:tcW w:w="3096" w:type="dxa"/>
+            <w:tcMar>
+              <w:left w:w="100" w:type="dxa"/>
+              <w:right w:w="100" w:type="dxa"/>
+            </w:tcMar>
           </w:tcPr>
           <w:p>
             <w:pPr>
@@ -10558,7 +10200,11 @@
         </w:tc>
         <w:tc>
           <w:tcPr>
-            <w:tcW w:w="5280" w:type="dxa"/>
+            <w:tcW w:w="4824" w:type="dxa"/>
+            <w:tcMar>
+              <w:left w:w="100" w:type="dxa"/>
+              <w:right w:w="100" w:type="dxa"/>
+            </w:tcMar>
           </w:tcPr>
           <w:p>
             <w:pPr>
@@ -10574,7 +10220,11 @@
       <w:tr>
         <w:tc>
           <w:tcPr>
-            <w:tcW w:w="2640" w:type="dxa"/>
+            <w:tcW w:w="3096" w:type="dxa"/>
+            <w:tcMar>
+              <w:left w:w="100" w:type="dxa"/>
+              <w:right w:w="100" w:type="dxa"/>
+            </w:tcMar>
           </w:tcPr>
           <w:p>
             <w:pPr>
@@ -10591,7 +10241,11 @@
         </w:tc>
         <w:tc>
           <w:tcPr>
-            <w:tcW w:w="5280" w:type="dxa"/>
+            <w:tcW w:w="4824" w:type="dxa"/>
+            <w:tcMar>
+              <w:left w:w="100" w:type="dxa"/>
+              <w:right w:w="100" w:type="dxa"/>
+            </w:tcMar>
           </w:tcPr>
           <w:p>
             <w:pPr>
@@ -10607,7 +10261,11 @@
       <w:tr>
         <w:tc>
           <w:tcPr>
-            <w:tcW w:w="2640" w:type="dxa"/>
+            <w:tcW w:w="3096" w:type="dxa"/>
+            <w:tcMar>
+              <w:left w:w="100" w:type="dxa"/>
+              <w:right w:w="100" w:type="dxa"/>
+            </w:tcMar>
           </w:tcPr>
           <w:p>
             <w:pPr>
@@ -10624,7 +10282,11 @@
         </w:tc>
         <w:tc>
           <w:tcPr>
-            <w:tcW w:w="5280" w:type="dxa"/>
+            <w:tcW w:w="4824" w:type="dxa"/>
+            <w:tcMar>
+              <w:left w:w="100" w:type="dxa"/>
+              <w:right w:w="100" w:type="dxa"/>
+            </w:tcMar>
           </w:tcPr>
           <w:p>
             <w:pPr>
@@ -10640,7 +10302,11 @@
       <w:tr>
         <w:tc>
           <w:tcPr>
-            <w:tcW w:w="2640" w:type="dxa"/>
+            <w:tcW w:w="3096" w:type="dxa"/>
+            <w:tcMar>
+              <w:left w:w="100" w:type="dxa"/>
+              <w:right w:w="100" w:type="dxa"/>
+            </w:tcMar>
           </w:tcPr>
           <w:p>
             <w:pPr>
@@ -10657,7 +10323,11 @@
         </w:tc>
         <w:tc>
           <w:tcPr>
-            <w:tcW w:w="5280" w:type="dxa"/>
+            <w:tcW w:w="4824" w:type="dxa"/>
+            <w:tcMar>
+              <w:left w:w="100" w:type="dxa"/>
+              <w:right w:w="100" w:type="dxa"/>
+            </w:tcMar>
           </w:tcPr>
           <w:p>
             <w:pPr>
@@ -10673,7 +10343,11 @@
       <w:tr>
         <w:tc>
           <w:tcPr>
-            <w:tcW w:w="2640" w:type="dxa"/>
+            <w:tcW w:w="3096" w:type="dxa"/>
+            <w:tcMar>
+              <w:left w:w="100" w:type="dxa"/>
+              <w:right w:w="100" w:type="dxa"/>
+            </w:tcMar>
           </w:tcPr>
           <w:p>
             <w:pPr>
@@ -10690,7 +10364,11 @@
         </w:tc>
         <w:tc>
           <w:tcPr>
-            <w:tcW w:w="5280" w:type="dxa"/>
+            <w:tcW w:w="4824" w:type="dxa"/>
+            <w:tcMar>
+              <w:left w:w="100" w:type="dxa"/>
+              <w:right w:w="100" w:type="dxa"/>
+            </w:tcMar>
           </w:tcPr>
           <w:p>
             <w:pPr>
@@ -10706,7 +10384,11 @@
       <w:tr>
         <w:tc>
           <w:tcPr>
-            <w:tcW w:w="2640" w:type="dxa"/>
+            <w:tcW w:w="3096" w:type="dxa"/>
+            <w:tcMar>
+              <w:left w:w="100" w:type="dxa"/>
+              <w:right w:w="100" w:type="dxa"/>
+            </w:tcMar>
           </w:tcPr>
           <w:p>
             <w:pPr>
@@ -10738,7 +10420,11 @@
         </w:tc>
         <w:tc>
           <w:tcPr>
-            <w:tcW w:w="5280" w:type="dxa"/>
+            <w:tcW w:w="4824" w:type="dxa"/>
+            <w:tcMar>
+              <w:left w:w="100" w:type="dxa"/>
+              <w:right w:w="100" w:type="dxa"/>
+            </w:tcMar>
           </w:tcPr>
           <w:p>
             <w:pPr>
@@ -10754,7 +10440,11 @@
       <w:tr>
         <w:tc>
           <w:tcPr>
-            <w:tcW w:w="2640" w:type="dxa"/>
+            <w:tcW w:w="3096" w:type="dxa"/>
+            <w:tcMar>
+              <w:left w:w="100" w:type="dxa"/>
+              <w:right w:w="100" w:type="dxa"/>
+            </w:tcMar>
           </w:tcPr>
           <w:p>
             <w:pPr>
@@ -10771,7 +10461,11 @@
         </w:tc>
         <w:tc>
           <w:tcPr>
-            <w:tcW w:w="5280" w:type="dxa"/>
+            <w:tcW w:w="4824" w:type="dxa"/>
+            <w:tcMar>
+              <w:left w:w="100" w:type="dxa"/>
+              <w:right w:w="100" w:type="dxa"/>
+            </w:tcMar>
           </w:tcPr>
           <w:p>
             <w:pPr>
@@ -10787,7 +10481,11 @@
       <w:tr>
         <w:tc>
           <w:tcPr>
-            <w:tcW w:w="2640" w:type="dxa"/>
+            <w:tcW w:w="3096" w:type="dxa"/>
+            <w:tcMar>
+              <w:left w:w="100" w:type="dxa"/>
+              <w:right w:w="100" w:type="dxa"/>
+            </w:tcMar>
           </w:tcPr>
           <w:p>
             <w:pPr>
@@ -10804,7 +10502,11 @@
         </w:tc>
         <w:tc>
           <w:tcPr>
-            <w:tcW w:w="5280" w:type="dxa"/>
+            <w:tcW w:w="4824" w:type="dxa"/>
+            <w:tcMar>
+              <w:left w:w="100" w:type="dxa"/>
+              <w:right w:w="100" w:type="dxa"/>
+            </w:tcMar>
           </w:tcPr>
           <w:p>
             <w:pPr>
@@ -10820,7 +10522,11 @@
       <w:tr>
         <w:tc>
           <w:tcPr>
-            <w:tcW w:w="2640" w:type="dxa"/>
+            <w:tcW w:w="3096" w:type="dxa"/>
+            <w:tcMar>
+              <w:left w:w="100" w:type="dxa"/>
+              <w:right w:w="100" w:type="dxa"/>
+            </w:tcMar>
           </w:tcPr>
           <w:p>
             <w:pPr>
@@ -10837,7 +10543,11 @@
         </w:tc>
         <w:tc>
           <w:tcPr>
-            <w:tcW w:w="5280" w:type="dxa"/>
+            <w:tcW w:w="4824" w:type="dxa"/>
+            <w:tcMar>
+              <w:left w:w="100" w:type="dxa"/>
+              <w:right w:w="100" w:type="dxa"/>
+            </w:tcMar>
           </w:tcPr>
           <w:p>
             <w:pPr>
@@ -10853,7 +10563,11 @@
       <w:tr>
         <w:tc>
           <w:tcPr>
-            <w:tcW w:w="2640" w:type="dxa"/>
+            <w:tcW w:w="3096" w:type="dxa"/>
+            <w:tcMar>
+              <w:left w:w="100" w:type="dxa"/>
+              <w:right w:w="100" w:type="dxa"/>
+            </w:tcMar>
           </w:tcPr>
           <w:p>
             <w:pPr>
@@ -10870,7 +10584,11 @@
         </w:tc>
         <w:tc>
           <w:tcPr>
-            <w:tcW w:w="5280" w:type="dxa"/>
+            <w:tcW w:w="4824" w:type="dxa"/>
+            <w:tcMar>
+              <w:left w:w="100" w:type="dxa"/>
+              <w:right w:w="100" w:type="dxa"/>
+            </w:tcMar>
           </w:tcPr>
           <w:p>
             <w:pPr>
@@ -10886,7 +10604,11 @@
       <w:tr>
         <w:tc>
           <w:tcPr>
-            <w:tcW w:w="2640" w:type="dxa"/>
+            <w:tcW w:w="3096" w:type="dxa"/>
+            <w:tcMar>
+              <w:left w:w="100" w:type="dxa"/>
+              <w:right w:w="100" w:type="dxa"/>
+            </w:tcMar>
           </w:tcPr>
           <w:p>
             <w:pPr>
@@ -10903,7 +10625,11 @@
         </w:tc>
         <w:tc>
           <w:tcPr>
-            <w:tcW w:w="5280" w:type="dxa"/>
+            <w:tcW w:w="4824" w:type="dxa"/>
+            <w:tcMar>
+              <w:left w:w="100" w:type="dxa"/>
+              <w:right w:w="100" w:type="dxa"/>
+            </w:tcMar>
           </w:tcPr>
           <w:p>
             <w:pPr>
@@ -10919,7 +10645,11 @@
       <w:tr>
         <w:tc>
           <w:tcPr>
-            <w:tcW w:w="2640" w:type="dxa"/>
+            <w:tcW w:w="3096" w:type="dxa"/>
+            <w:tcMar>
+              <w:left w:w="100" w:type="dxa"/>
+              <w:right w:w="100" w:type="dxa"/>
+            </w:tcMar>
           </w:tcPr>
           <w:p>
             <w:pPr>
@@ -10936,7 +10666,11 @@
         </w:tc>
         <w:tc>
           <w:tcPr>
-            <w:tcW w:w="5280" w:type="dxa"/>
+            <w:tcW w:w="4824" w:type="dxa"/>
+            <w:tcMar>
+              <w:left w:w="100" w:type="dxa"/>
+              <w:right w:w="100" w:type="dxa"/>
+            </w:tcMar>
           </w:tcPr>
           <w:p>
             <w:pPr>
@@ -11136,6 +10870,7 @@
           <w:numId w:val="42"/>
         </w:numPr>
         <w:pStyle w:val="Compact"/>
+        <w:spacing w:after="60"/>
       </w:pPr>
       <w:r>
         <w:rPr>
@@ -11157,6 +10892,7 @@
           <w:numId w:val="42"/>
         </w:numPr>
         <w:pStyle w:val="Compact"/>
+        <w:spacing w:after="60"/>
       </w:pPr>
       <w:r>
         <w:rPr>
